--- a/modul_praktikum/Pertemuan_10_Payment_Gateway_Contract_dan_QRIS_Dinamis_Sandbox.docx
+++ b/modul_praktikum/Pertemuan_10_Payment_Gateway_Contract_dan_QRIS_Dinamis_Sandbox.docx
@@ -87,7 +87,7 @@
           <w:color w:val="0B2545"/>
           <w:sz w:val="21"/>
         </w:rPr>
-        <w:t>14 pertemuan × 6 jam = 84 jam untuk menghasilkan MVP yang dapat didemokan, diuji, dan disiapkan menuju deployment.</w:t>
+        <w:t>14 pertemuan × 3,5 jam efektif di kelas = 49 jam (ditambah tugas mandiri di luar kelas) untuk menghasilkan MVP yang dapat didemokan, diuji, dan disiapkan menuju deployment.</w:t>
       </w:r>
     </w:p>
     <w:tbl>
@@ -554,7 +554,7 @@
                 <w:color w:val="1F2937"/>
                 <w:sz w:val="16"/>
               </w:rPr>
-              <w:t>360 menit (6 jam)</w:t>
+              <w:t>210 menit efektif di kelas (3 jam 30 menit); tugas mandiri di luar kelas hingga 120 menit (2 jam)</w:t>
             </w:r>
           </w:p>
         </w:tc>
@@ -818,7 +818,7 @@
         <w:pStyle w:val="Heading3"/>
       </w:pPr>
       <w:r>
-        <w:t>Pengetahuan Teknis Laravel 13 yang Wajib Dikuasai</w:t>
+        <w:t>Pengetahuan Teknis dan Penjelasan Mandiri (Laravel 13)</w:t>
       </w:r>
     </w:p>
     <w:p>
@@ -949,14 +949,6 @@
     </w:p>
     <w:p>
       <w:pPr>
-        <w:pStyle w:val="Heading3"/>
-      </w:pPr>
-      <w:r>
-        <w:t>Penjelasan Mandiri: Konsep, Cara Kerja, dan Aturan Implementasi</w:t>
-      </w:r>
-    </w:p>
-    <w:p>
-      <w:pPr>
         <w:pStyle w:val="CalloutConcept"/>
         <w:shd w:fill="EAF2FF" w:val="clear"/>
         <w:pBdr>
@@ -1020,1239 +1012,862 @@
     <w:p>
       <w:pPr>
         <w:pStyle w:val="CodeHeader"/>
-        <w:shd w:fill="2D2D30"/>
         <w:keepNext/>
         <w:pBdr>
-          <w:left w:val="single" w:sz="4" w:space="8" w:color="2D2D30"/>
+          <w:left w:val="single" w:sz="12" w:space="8" w:color="B8DDE0"/>
         </w:pBdr>
+        <w:shd w:val="clear" w:color="auto" w:fill="E4EAED"/>
       </w:pPr>
       <w:r>
-        <w:t>LANDASAN TEKNIS — app/Payments/SandboxQrisGateway.php   •   PHP</w:t>
+        <w:rPr>
+          <w:rFonts w:ascii="Consolas" w:hAnsi="Consolas"/>
+          <w:b/>
+          <w:color w:val="262626"/>
+          <w:sz w:val="16"/>
+        </w:rPr>
+        <w:t xml:space="preserve">LANDASAN TEKNIS — app/Payments/SandboxQrisGateway.php   •   PHP</w:t>
       </w:r>
     </w:p>
     <w:p>
       <w:pPr>
         <w:pStyle w:val="CodeBlock"/>
-        <w:shd w:fill="1E1E1E"/>
         <w:keepLines/>
         <w:pBdr>
-          <w:left w:val="single" w:sz="4" w:space="8" w:color="1E1E1E"/>
+          <w:left w:val="single" w:sz="12" w:space="8" w:color="B8DDE0"/>
         </w:pBdr>
+        <w:shd w:val="clear" w:color="auto" w:fill="F2F3F7"/>
       </w:pPr>
       <w:r>
         <w:rPr>
-          <w:rFonts w:ascii="Consolas" w:hAnsi="Consolas" w:eastAsia="Consolas"/>
-          <w:color w:val="569CD6"/>
+          <w:rFonts w:ascii="Consolas" w:hAnsi="Consolas"/>
+          <w:b/>
+          <w:color w:val="000080"/>
           <w:sz w:val="16"/>
         </w:rPr>
-        <w:t>public</w:t>
-      </w:r>
-      <w:r>
-        <w:rPr>
-          <w:rFonts w:ascii="Consolas" w:hAnsi="Consolas" w:eastAsia="Consolas"/>
-          <w:color w:val="D4D4D4"/>
+        <w:t xml:space="preserve">public</w:t>
+      </w:r>
+      <w:r>
+        <w:rPr>
+          <w:rFonts w:ascii="Consolas" w:hAnsi="Consolas"/>
+          <w:color w:val="262626"/>
           <w:sz w:val="16"/>
         </w:rPr>
         <w:t xml:space="preserve"> </w:t>
       </w:r>
       <w:r>
         <w:rPr>
-          <w:rFonts w:ascii="Consolas" w:hAnsi="Consolas" w:eastAsia="Consolas"/>
-          <w:color w:val="569CD6"/>
+          <w:rFonts w:ascii="Consolas" w:hAnsi="Consolas"/>
+          <w:b/>
+          <w:color w:val="000080"/>
           <w:sz w:val="16"/>
         </w:rPr>
-        <w:t>function</w:t>
-      </w:r>
-      <w:r>
-        <w:rPr>
-          <w:rFonts w:ascii="Consolas" w:hAnsi="Consolas" w:eastAsia="Consolas"/>
-          <w:color w:val="D4D4D4"/>
+        <w:t xml:space="preserve">function</w:t>
+      </w:r>
+      <w:r>
+        <w:rPr>
+          <w:rFonts w:ascii="Consolas" w:hAnsi="Consolas"/>
+          <w:color w:val="262626"/>
           <w:sz w:val="16"/>
         </w:rPr>
         <w:t xml:space="preserve"> </w:t>
       </w:r>
       <w:r>
         <w:rPr>
-          <w:rFonts w:ascii="Consolas" w:hAnsi="Consolas" w:eastAsia="Consolas"/>
-          <w:color w:val="DCDCAA"/>
+          <w:rFonts w:ascii="Consolas" w:hAnsi="Consolas"/>
+          <w:color w:val="795E26"/>
           <w:sz w:val="16"/>
         </w:rPr>
-        <w:t>create</w:t>
-      </w:r>
-      <w:r>
-        <w:rPr>
-          <w:rFonts w:ascii="Consolas" w:hAnsi="Consolas" w:eastAsia="Consolas"/>
-          <w:color w:val="D4D4D4"/>
+        <w:t xml:space="preserve">create</w:t>
+      </w:r>
+      <w:r>
+        <w:rPr>
+          <w:rFonts w:ascii="Consolas" w:hAnsi="Consolas"/>
+          <w:color w:val="262626"/>
           <w:sz w:val="16"/>
         </w:rPr>
-        <w:t>(</w:t>
-      </w:r>
-      <w:r>
-        <w:rPr>
-          <w:rFonts w:ascii="Consolas" w:hAnsi="Consolas" w:eastAsia="Consolas"/>
-          <w:color w:val="4EC9B0"/>
+        <w:t xml:space="preserve">(</w:t>
+      </w:r>
+      <w:r>
+        <w:rPr>
+          <w:rFonts w:ascii="Consolas" w:hAnsi="Consolas"/>
+          <w:color w:val="267F99"/>
           <w:sz w:val="16"/>
         </w:rPr>
-        <w:t>CreatePayment</w:t>
-      </w:r>
-      <w:r>
-        <w:rPr>
-          <w:rFonts w:ascii="Consolas" w:hAnsi="Consolas" w:eastAsia="Consolas"/>
-          <w:color w:val="D4D4D4"/>
+        <w:t xml:space="preserve">CreatePayment</w:t>
+      </w:r>
+      <w:r>
+        <w:rPr>
+          <w:rFonts w:ascii="Consolas" w:hAnsi="Consolas"/>
+          <w:color w:val="262626"/>
           <w:sz w:val="16"/>
         </w:rPr>
         <w:t xml:space="preserve"> </w:t>
       </w:r>
       <w:r>
         <w:rPr>
-          <w:rFonts w:ascii="Consolas" w:hAnsi="Consolas" w:eastAsia="Consolas"/>
-          <w:color w:val="9CDCFE"/>
+          <w:rFonts w:ascii="Consolas" w:hAnsi="Consolas"/>
+          <w:color w:val="660E7A"/>
           <w:sz w:val="16"/>
         </w:rPr>
-        <w:t>$request</w:t>
-      </w:r>
-      <w:r>
-        <w:rPr>
-          <w:rFonts w:ascii="Consolas" w:hAnsi="Consolas" w:eastAsia="Consolas"/>
-          <w:color w:val="D4D4D4"/>
+        <w:t xml:space="preserve">$request</w:t>
+      </w:r>
+      <w:r>
+        <w:rPr>
+          <w:rFonts w:ascii="Consolas" w:hAnsi="Consolas"/>
+          <w:color w:val="262626"/>
           <w:sz w:val="16"/>
         </w:rPr>
-        <w:t>)</w:t>
-      </w:r>
-      <w:r>
-        <w:rPr>
-          <w:rFonts w:ascii="Consolas" w:hAnsi="Consolas" w:eastAsia="Consolas"/>
-          <w:color w:val="D4D4D4"/>
+        <w:t xml:space="preserve">): </w:t>
+      </w:r>
+      <w:r>
+        <w:rPr>
+          <w:rFonts w:ascii="Consolas" w:hAnsi="Consolas"/>
+          <w:color w:val="267F99"/>
           <w:sz w:val="16"/>
         </w:rPr>
-        <w:t>:</w:t>
-      </w:r>
-      <w:r>
-        <w:rPr>
-          <w:rFonts w:ascii="Consolas" w:hAnsi="Consolas" w:eastAsia="Consolas"/>
-          <w:color w:val="D4D4D4"/>
+        <w:t xml:space="preserve">PaymentIntent</w:t>
+      </w:r>
+      <w:r>
+        <w:br/>
+      </w:r>
+      <w:r>
+        <w:rPr>
+          <w:rFonts w:ascii="Consolas" w:hAnsi="Consolas"/>
+          <w:color w:val="262626"/>
           <w:sz w:val="16"/>
         </w:rPr>
+        <w:t xml:space="preserve">{</w:t>
+      </w:r>
+      <w:r>
+        <w:br/>
+      </w:r>
+      <w:r>
+        <w:rPr>
+          <w:rFonts w:ascii="Consolas" w:hAnsi="Consolas"/>
+          <w:color w:val="262626"/>
+          <w:sz w:val="16"/>
+        </w:rPr>
+        <w:t xml:space="preserve">    </w:t>
+      </w:r>
+      <w:r>
+        <w:rPr>
+          <w:rFonts w:ascii="Consolas" w:hAnsi="Consolas"/>
+          <w:color w:val="660E7A"/>
+          <w:sz w:val="16"/>
+        </w:rPr>
+        <w:t xml:space="preserve">$response</w:t>
+      </w:r>
+      <w:r>
+        <w:rPr>
+          <w:rFonts w:ascii="Consolas" w:hAnsi="Consolas"/>
+          <w:color w:val="262626"/>
+          <w:sz w:val="16"/>
+        </w:rPr>
+        <w:t xml:space="preserve"> = </w:t>
+      </w:r>
+      <w:r>
+        <w:rPr>
+          <w:rFonts w:ascii="Consolas" w:hAnsi="Consolas"/>
+          <w:color w:val="267F99"/>
+          <w:sz w:val="16"/>
+        </w:rPr>
+        <w:t xml:space="preserve">Http</w:t>
+      </w:r>
+      <w:r>
+        <w:rPr>
+          <w:rFonts w:ascii="Consolas" w:hAnsi="Consolas"/>
+          <w:color w:val="262626"/>
+          <w:sz w:val="16"/>
+        </w:rPr>
+        <w:t xml:space="preserve">::</w:t>
+      </w:r>
+      <w:r>
+        <w:rPr>
+          <w:rFonts w:ascii="Consolas" w:hAnsi="Consolas"/>
+          <w:color w:val="795E26"/>
+          <w:sz w:val="16"/>
+        </w:rPr>
+        <w:t xml:space="preserve">acceptJson</w:t>
+      </w:r>
+      <w:r>
+        <w:rPr>
+          <w:rFonts w:ascii="Consolas" w:hAnsi="Consolas"/>
+          <w:color w:val="262626"/>
+          <w:sz w:val="16"/>
+        </w:rPr>
+        <w:t xml:space="preserve">()</w:t>
+      </w:r>
+      <w:r>
+        <w:br/>
+      </w:r>
+      <w:r>
+        <w:rPr>
+          <w:rFonts w:ascii="Consolas" w:hAnsi="Consolas"/>
+          <w:color w:val="262626"/>
+          <w:sz w:val="16"/>
+        </w:rPr>
+        <w:t xml:space="preserve">        -&gt;</w:t>
+      </w:r>
+      <w:r>
+        <w:rPr>
+          <w:rFonts w:ascii="Consolas" w:hAnsi="Consolas"/>
+          <w:color w:val="795E26"/>
+          <w:sz w:val="16"/>
+        </w:rPr>
+        <w:t xml:space="preserve">withToken</w:t>
+      </w:r>
+      <w:r>
+        <w:rPr>
+          <w:rFonts w:ascii="Consolas" w:hAnsi="Consolas"/>
+          <w:color w:val="262626"/>
+          <w:sz w:val="16"/>
+        </w:rPr>
+        <w:t xml:space="preserve">(</w:t>
+      </w:r>
+      <w:r>
+        <w:rPr>
+          <w:rFonts w:ascii="Consolas" w:hAnsi="Consolas"/>
+          <w:color w:val="795E26"/>
+          <w:sz w:val="16"/>
+        </w:rPr>
+        <w:t xml:space="preserve">config</w:t>
+      </w:r>
+      <w:r>
+        <w:rPr>
+          <w:rFonts w:ascii="Consolas" w:hAnsi="Consolas"/>
+          <w:color w:val="262626"/>
+          <w:sz w:val="16"/>
+        </w:rPr>
+        <w:t xml:space="preserve">(</w:t>
+      </w:r>
+      <w:r>
+        <w:rPr>
+          <w:rFonts w:ascii="Consolas" w:hAnsi="Consolas"/>
+          <w:color w:val="00733B"/>
+          <w:sz w:val="16"/>
+        </w:rPr>
+        <w:t xml:space="preserve">'services.qris.token'</w:t>
+      </w:r>
+      <w:r>
+        <w:rPr>
+          <w:rFonts w:ascii="Consolas" w:hAnsi="Consolas"/>
+          <w:color w:val="262626"/>
+          <w:sz w:val="16"/>
+        </w:rPr>
+        <w:t xml:space="preserve">))</w:t>
+      </w:r>
+      <w:r>
+        <w:br/>
+      </w:r>
+      <w:r>
+        <w:rPr>
+          <w:rFonts w:ascii="Consolas" w:hAnsi="Consolas"/>
+          <w:color w:val="262626"/>
+          <w:sz w:val="16"/>
+        </w:rPr>
+        <w:t xml:space="preserve">        -&gt;</w:t>
+      </w:r>
+      <w:r>
+        <w:rPr>
+          <w:rFonts w:ascii="Consolas" w:hAnsi="Consolas"/>
+          <w:color w:val="795E26"/>
+          <w:sz w:val="16"/>
+        </w:rPr>
+        <w:t xml:space="preserve">withHeaders</w:t>
+      </w:r>
+      <w:r>
+        <w:rPr>
+          <w:rFonts w:ascii="Consolas" w:hAnsi="Consolas"/>
+          <w:color w:val="262626"/>
+          <w:sz w:val="16"/>
+        </w:rPr>
+        <w:t xml:space="preserve">([</w:t>
+      </w:r>
+      <w:r>
+        <w:br/>
+      </w:r>
+      <w:r>
+        <w:rPr>
+          <w:rFonts w:ascii="Consolas" w:hAnsi="Consolas"/>
+          <w:color w:val="262626"/>
+          <w:sz w:val="16"/>
+        </w:rPr>
+        <w:t xml:space="preserve">            </w:t>
+      </w:r>
+      <w:r>
+        <w:rPr>
+          <w:rFonts w:ascii="Consolas" w:hAnsi="Consolas"/>
+          <w:color w:val="00733B"/>
+          <w:sz w:val="16"/>
+        </w:rPr>
+        <w:t xml:space="preserve">'Idempotency-Key'</w:t>
+      </w:r>
+      <w:r>
+        <w:rPr>
+          <w:rFonts w:ascii="Consolas" w:hAnsi="Consolas"/>
+          <w:color w:val="262626"/>
+          <w:sz w:val="16"/>
+        </w:rPr>
+        <w:t xml:space="preserve"> =&gt; </w:t>
+      </w:r>
+      <w:r>
+        <w:rPr>
+          <w:rFonts w:ascii="Consolas" w:hAnsi="Consolas"/>
+          <w:color w:val="660E7A"/>
+          <w:sz w:val="16"/>
+        </w:rPr>
+        <w:t xml:space="preserve">$request</w:t>
+      </w:r>
+      <w:r>
+        <w:rPr>
+          <w:rFonts w:ascii="Consolas" w:hAnsi="Consolas"/>
+          <w:color w:val="262626"/>
+          <w:sz w:val="16"/>
+        </w:rPr>
+        <w:t xml:space="preserve">-&gt;</w:t>
+      </w:r>
+      <w:r>
+        <w:rPr>
+          <w:rFonts w:ascii="Consolas" w:hAnsi="Consolas"/>
+          <w:color w:val="660E7A"/>
+          <w:sz w:val="16"/>
+        </w:rPr>
+        <w:t xml:space="preserve">idempotencyKey</w:t>
+      </w:r>
+      <w:r>
+        <w:rPr>
+          <w:rFonts w:ascii="Consolas" w:hAnsi="Consolas"/>
+          <w:color w:val="262626"/>
+          <w:sz w:val="16"/>
+        </w:rPr>
+        <w:t xml:space="preserve">,</w:t>
+      </w:r>
+      <w:r>
+        <w:br/>
+      </w:r>
+      <w:r>
+        <w:rPr>
+          <w:rFonts w:ascii="Consolas" w:hAnsi="Consolas"/>
+          <w:color w:val="262626"/>
+          <w:sz w:val="16"/>
+        </w:rPr>
+        <w:t xml:space="preserve">        ])</w:t>
+      </w:r>
+      <w:r>
+        <w:br/>
+      </w:r>
+      <w:r>
+        <w:rPr>
+          <w:rFonts w:ascii="Consolas" w:hAnsi="Consolas"/>
+          <w:color w:val="262626"/>
+          <w:sz w:val="16"/>
+        </w:rPr>
+        <w:t xml:space="preserve">        -&gt;</w:t>
+      </w:r>
+      <w:r>
+        <w:rPr>
+          <w:rFonts w:ascii="Consolas" w:hAnsi="Consolas"/>
+          <w:color w:val="795E26"/>
+          <w:sz w:val="16"/>
+        </w:rPr>
+        <w:t xml:space="preserve">connectTimeout</w:t>
+      </w:r>
+      <w:r>
+        <w:rPr>
+          <w:rFonts w:ascii="Consolas" w:hAnsi="Consolas"/>
+          <w:color w:val="262626"/>
+          <w:sz w:val="16"/>
+        </w:rPr>
+        <w:t xml:space="preserve">(</w:t>
+      </w:r>
+      <w:r>
+        <w:rPr>
+          <w:rFonts w:ascii="Consolas" w:hAnsi="Consolas"/>
+          <w:color w:val="0073E6"/>
+          <w:sz w:val="16"/>
+        </w:rPr>
+        <w:t xml:space="preserve">3</w:t>
+      </w:r>
+      <w:r>
+        <w:rPr>
+          <w:rFonts w:ascii="Consolas" w:hAnsi="Consolas"/>
+          <w:color w:val="262626"/>
+          <w:sz w:val="16"/>
+        </w:rPr>
+        <w:t xml:space="preserve">)</w:t>
+      </w:r>
+      <w:r>
+        <w:br/>
+      </w:r>
+      <w:r>
+        <w:rPr>
+          <w:rFonts w:ascii="Consolas" w:hAnsi="Consolas"/>
+          <w:color w:val="262626"/>
+          <w:sz w:val="16"/>
+        </w:rPr>
+        <w:t xml:space="preserve">        -&gt;</w:t>
+      </w:r>
+      <w:r>
+        <w:rPr>
+          <w:rFonts w:ascii="Consolas" w:hAnsi="Consolas"/>
+          <w:color w:val="795E26"/>
+          <w:sz w:val="16"/>
+        </w:rPr>
+        <w:t xml:space="preserve">timeout</w:t>
+      </w:r>
+      <w:r>
+        <w:rPr>
+          <w:rFonts w:ascii="Consolas" w:hAnsi="Consolas"/>
+          <w:color w:val="262626"/>
+          <w:sz w:val="16"/>
+        </w:rPr>
+        <w:t xml:space="preserve">(</w:t>
+      </w:r>
+      <w:r>
+        <w:rPr>
+          <w:rFonts w:ascii="Consolas" w:hAnsi="Consolas"/>
+          <w:color w:val="0073E6"/>
+          <w:sz w:val="16"/>
+        </w:rPr>
+        <w:t xml:space="preserve">10</w:t>
+      </w:r>
+      <w:r>
+        <w:rPr>
+          <w:rFonts w:ascii="Consolas" w:hAnsi="Consolas"/>
+          <w:color w:val="262626"/>
+          <w:sz w:val="16"/>
+        </w:rPr>
+        <w:t xml:space="preserve">)</w:t>
+      </w:r>
+      <w:r>
+        <w:br/>
+      </w:r>
+      <w:r>
+        <w:rPr>
+          <w:rFonts w:ascii="Consolas" w:hAnsi="Consolas"/>
+          <w:color w:val="262626"/>
+          <w:sz w:val="16"/>
+        </w:rPr>
+        <w:t xml:space="preserve">        -&gt;</w:t>
+      </w:r>
+      <w:r>
+        <w:rPr>
+          <w:rFonts w:ascii="Consolas" w:hAnsi="Consolas"/>
+          <w:color w:val="795E26"/>
+          <w:sz w:val="16"/>
+        </w:rPr>
+        <w:t xml:space="preserve">retry</w:t>
+      </w:r>
+      <w:r>
+        <w:rPr>
+          <w:rFonts w:ascii="Consolas" w:hAnsi="Consolas"/>
+          <w:color w:val="262626"/>
+          <w:sz w:val="16"/>
+        </w:rPr>
+        <w:t xml:space="preserve">(</w:t>
+      </w:r>
+      <w:r>
+        <w:rPr>
+          <w:rFonts w:ascii="Consolas" w:hAnsi="Consolas"/>
+          <w:color w:val="0073E6"/>
+          <w:sz w:val="16"/>
+        </w:rPr>
+        <w:t xml:space="preserve">3</w:t>
+      </w:r>
+      <w:r>
+        <w:rPr>
+          <w:rFonts w:ascii="Consolas" w:hAnsi="Consolas"/>
+          <w:color w:val="262626"/>
+          <w:sz w:val="16"/>
+        </w:rPr>
+        <w:t xml:space="preserve">, </w:t>
+      </w:r>
+      <w:r>
+        <w:rPr>
+          <w:rFonts w:ascii="Consolas" w:hAnsi="Consolas"/>
+          <w:color w:val="0073E6"/>
+          <w:sz w:val="16"/>
+        </w:rPr>
+        <w:t xml:space="preserve">200</w:t>
+      </w:r>
+      <w:r>
+        <w:rPr>
+          <w:rFonts w:ascii="Consolas" w:hAnsi="Consolas"/>
+          <w:color w:val="262626"/>
+          <w:sz w:val="16"/>
+        </w:rPr>
+        <w:t xml:space="preserve">, </w:t>
+      </w:r>
+      <w:r>
+        <w:rPr>
+          <w:rFonts w:ascii="Consolas" w:hAnsi="Consolas"/>
+          <w:b/>
+          <w:color w:val="000080"/>
+          <w:sz w:val="16"/>
+        </w:rPr>
+        <w:t xml:space="preserve">throw</w:t>
+      </w:r>
+      <w:r>
+        <w:rPr>
+          <w:rFonts w:ascii="Consolas" w:hAnsi="Consolas"/>
+          <w:color w:val="262626"/>
+          <w:sz w:val="16"/>
+        </w:rPr>
+        <w:t xml:space="preserve">: </w:t>
+      </w:r>
+      <w:r>
+        <w:rPr>
+          <w:rFonts w:ascii="Consolas" w:hAnsi="Consolas"/>
+          <w:b/>
+          <w:color w:val="000080"/>
+          <w:sz w:val="16"/>
+        </w:rPr>
+        <w:t xml:space="preserve">false</w:t>
+      </w:r>
+      <w:r>
+        <w:rPr>
+          <w:rFonts w:ascii="Consolas" w:hAnsi="Consolas"/>
+          <w:color w:val="262626"/>
+          <w:sz w:val="16"/>
+        </w:rPr>
+        <w:t xml:space="preserve">)</w:t>
+      </w:r>
+      <w:r>
+        <w:br/>
+      </w:r>
+      <w:r>
+        <w:rPr>
+          <w:rFonts w:ascii="Consolas" w:hAnsi="Consolas"/>
+          <w:color w:val="262626"/>
+          <w:sz w:val="16"/>
+        </w:rPr>
+        <w:t xml:space="preserve">        -&gt;</w:t>
+      </w:r>
+      <w:r>
+        <w:rPr>
+          <w:rFonts w:ascii="Consolas" w:hAnsi="Consolas"/>
+          <w:color w:val="795E26"/>
+          <w:sz w:val="16"/>
+        </w:rPr>
+        <w:t xml:space="preserve">post</w:t>
+      </w:r>
+      <w:r>
+        <w:rPr>
+          <w:rFonts w:ascii="Consolas" w:hAnsi="Consolas"/>
+          <w:color w:val="262626"/>
+          <w:sz w:val="16"/>
+        </w:rPr>
+        <w:t xml:space="preserve">(</w:t>
+      </w:r>
+      <w:r>
+        <w:rPr>
+          <w:rFonts w:ascii="Consolas" w:hAnsi="Consolas"/>
+          <w:color w:val="795E26"/>
+          <w:sz w:val="16"/>
+        </w:rPr>
+        <w:t xml:space="preserve">config</w:t>
+      </w:r>
+      <w:r>
+        <w:rPr>
+          <w:rFonts w:ascii="Consolas" w:hAnsi="Consolas"/>
+          <w:color w:val="262626"/>
+          <w:sz w:val="16"/>
+        </w:rPr>
+        <w:t xml:space="preserve">(</w:t>
+      </w:r>
+      <w:r>
+        <w:rPr>
+          <w:rFonts w:ascii="Consolas" w:hAnsi="Consolas"/>
+          <w:color w:val="00733B"/>
+          <w:sz w:val="16"/>
+        </w:rPr>
+        <w:t xml:space="preserve">'services.qris.url'</w:t>
+      </w:r>
+      <w:r>
+        <w:rPr>
+          <w:rFonts w:ascii="Consolas" w:hAnsi="Consolas"/>
+          <w:color w:val="262626"/>
+          <w:sz w:val="16"/>
+        </w:rPr>
+        <w:t xml:space="preserve">).</w:t>
+      </w:r>
+      <w:r>
+        <w:rPr>
+          <w:rFonts w:ascii="Consolas" w:hAnsi="Consolas"/>
+          <w:color w:val="00733B"/>
+          <w:sz w:val="16"/>
+        </w:rPr>
+        <w:t xml:space="preserve">'/payments'</w:t>
+      </w:r>
+      <w:r>
+        <w:rPr>
+          <w:rFonts w:ascii="Consolas" w:hAnsi="Consolas"/>
+          <w:color w:val="262626"/>
+          <w:sz w:val="16"/>
+        </w:rPr>
+        <w:t xml:space="preserve">, [</w:t>
+      </w:r>
+      <w:r>
+        <w:br/>
+      </w:r>
+      <w:r>
+        <w:rPr>
+          <w:rFonts w:ascii="Consolas" w:hAnsi="Consolas"/>
+          <w:color w:val="262626"/>
+          <w:sz w:val="16"/>
+        </w:rPr>
+        <w:t xml:space="preserve">            </w:t>
+      </w:r>
+      <w:r>
+        <w:rPr>
+          <w:rFonts w:ascii="Consolas" w:hAnsi="Consolas"/>
+          <w:color w:val="00733B"/>
+          <w:sz w:val="16"/>
+        </w:rPr>
+        <w:t xml:space="preserve">'external_id'</w:t>
+      </w:r>
+      <w:r>
+        <w:rPr>
+          <w:rFonts w:ascii="Consolas" w:hAnsi="Consolas"/>
+          <w:color w:val="262626"/>
+          <w:sz w:val="16"/>
+        </w:rPr>
+        <w:t xml:space="preserve"> =&gt; </w:t>
+      </w:r>
+      <w:r>
+        <w:rPr>
+          <w:rFonts w:ascii="Consolas" w:hAnsi="Consolas"/>
+          <w:color w:val="660E7A"/>
+          <w:sz w:val="16"/>
+        </w:rPr>
+        <w:t xml:space="preserve">$request</w:t>
+      </w:r>
+      <w:r>
+        <w:rPr>
+          <w:rFonts w:ascii="Consolas" w:hAnsi="Consolas"/>
+          <w:color w:val="262626"/>
+          <w:sz w:val="16"/>
+        </w:rPr>
+        <w:t xml:space="preserve">-&gt;</w:t>
+      </w:r>
+      <w:r>
+        <w:rPr>
+          <w:rFonts w:ascii="Consolas" w:hAnsi="Consolas"/>
+          <w:color w:val="660E7A"/>
+          <w:sz w:val="16"/>
+        </w:rPr>
+        <w:t xml:space="preserve">externalId</w:t>
+      </w:r>
+      <w:r>
+        <w:rPr>
+          <w:rFonts w:ascii="Consolas" w:hAnsi="Consolas"/>
+          <w:color w:val="262626"/>
+          <w:sz w:val="16"/>
+        </w:rPr>
+        <w:t xml:space="preserve">,</w:t>
+      </w:r>
+      <w:r>
+        <w:br/>
+      </w:r>
+      <w:r>
+        <w:rPr>
+          <w:rFonts w:ascii="Consolas" w:hAnsi="Consolas"/>
+          <w:color w:val="262626"/>
+          <w:sz w:val="16"/>
+        </w:rPr>
+        <w:t xml:space="preserve">            </w:t>
+      </w:r>
+      <w:r>
+        <w:rPr>
+          <w:rFonts w:ascii="Consolas" w:hAnsi="Consolas"/>
+          <w:color w:val="00733B"/>
+          <w:sz w:val="16"/>
+        </w:rPr>
+        <w:t xml:space="preserve">'amount'</w:t>
+      </w:r>
+      <w:r>
+        <w:rPr>
+          <w:rFonts w:ascii="Consolas" w:hAnsi="Consolas"/>
+          <w:color w:val="262626"/>
+          <w:sz w:val="16"/>
+        </w:rPr>
+        <w:t xml:space="preserve"> =&gt; </w:t>
+      </w:r>
+      <w:r>
+        <w:rPr>
+          <w:rFonts w:ascii="Consolas" w:hAnsi="Consolas"/>
+          <w:color w:val="660E7A"/>
+          <w:sz w:val="16"/>
+        </w:rPr>
+        <w:t xml:space="preserve">$request</w:t>
+      </w:r>
+      <w:r>
+        <w:rPr>
+          <w:rFonts w:ascii="Consolas" w:hAnsi="Consolas"/>
+          <w:color w:val="262626"/>
+          <w:sz w:val="16"/>
+        </w:rPr>
+        <w:t xml:space="preserve">-&gt;</w:t>
+      </w:r>
+      <w:r>
+        <w:rPr>
+          <w:rFonts w:ascii="Consolas" w:hAnsi="Consolas"/>
+          <w:color w:val="660E7A"/>
+          <w:sz w:val="16"/>
+        </w:rPr>
+        <w:t xml:space="preserve">amount</w:t>
+      </w:r>
+      <w:r>
+        <w:rPr>
+          <w:rFonts w:ascii="Consolas" w:hAnsi="Consolas"/>
+          <w:color w:val="262626"/>
+          <w:sz w:val="16"/>
+        </w:rPr>
+        <w:t xml:space="preserve">,</w:t>
+      </w:r>
+      <w:r>
+        <w:br/>
+      </w:r>
+      <w:r>
+        <w:rPr>
+          <w:rFonts w:ascii="Consolas" w:hAnsi="Consolas"/>
+          <w:color w:val="262626"/>
+          <w:sz w:val="16"/>
+        </w:rPr>
+        <w:t xml:space="preserve">        ])</w:t>
+      </w:r>
+      <w:r>
+        <w:br/>
+      </w:r>
+      <w:r>
+        <w:rPr>
+          <w:rFonts w:ascii="Consolas" w:hAnsi="Consolas"/>
+          <w:color w:val="262626"/>
+          <w:sz w:val="16"/>
+        </w:rPr>
+        <w:t xml:space="preserve">        -&gt;</w:t>
+      </w:r>
+      <w:r>
+        <w:rPr>
+          <w:rFonts w:ascii="Consolas" w:hAnsi="Consolas"/>
+          <w:color w:val="795E26"/>
+          <w:sz w:val="16"/>
+        </w:rPr>
+        <w:t xml:space="preserve">throw</w:t>
+      </w:r>
+      <w:r>
+        <w:rPr>
+          <w:rFonts w:ascii="Consolas" w:hAnsi="Consolas"/>
+          <w:color w:val="262626"/>
+          <w:sz w:val="16"/>
+        </w:rPr>
+        <w:t xml:space="preserve">();</w:t>
+      </w:r>
+      <w:r>
+        <w:br/>
+      </w:r>
+      <w:r>
+        <w:br/>
+      </w:r>
+      <w:r>
+        <w:rPr>
+          <w:rFonts w:ascii="Consolas" w:hAnsi="Consolas"/>
+          <w:color w:val="262626"/>
+          <w:sz w:val="16"/>
+        </w:rPr>
+        <w:t xml:space="preserve">    </w:t>
+      </w:r>
+      <w:r>
+        <w:rPr>
+          <w:rFonts w:ascii="Consolas" w:hAnsi="Consolas"/>
+          <w:b/>
+          <w:color w:val="000080"/>
+          <w:sz w:val="16"/>
+        </w:rPr>
+        <w:t xml:space="preserve">return</w:t>
+      </w:r>
+      <w:r>
+        <w:rPr>
+          <w:rFonts w:ascii="Consolas" w:hAnsi="Consolas"/>
+          <w:color w:val="262626"/>
+          <w:sz w:val="16"/>
+        </w:rPr>
         <w:t xml:space="preserve"> </w:t>
       </w:r>
       <w:r>
         <w:rPr>
-          <w:rFonts w:ascii="Consolas" w:hAnsi="Consolas" w:eastAsia="Consolas"/>
-          <w:color w:val="4EC9B0"/>
+          <w:rFonts w:ascii="Consolas" w:hAnsi="Consolas"/>
+          <w:color w:val="267F99"/>
           <w:sz w:val="16"/>
         </w:rPr>
-        <w:t>PaymentIntent</w:t>
-      </w:r>
-      <w:r>
-        <w:rPr>
-          <w:rFonts w:ascii="Consolas" w:hAnsi="Consolas" w:eastAsia="Consolas"/>
-          <w:color w:val="D4D4D4"/>
+        <w:t xml:space="preserve">PaymentIntent</w:t>
+      </w:r>
+      <w:r>
+        <w:rPr>
+          <w:rFonts w:ascii="Consolas" w:hAnsi="Consolas"/>
+          <w:color w:val="262626"/>
           <w:sz w:val="16"/>
         </w:rPr>
+        <w:t xml:space="preserve">::</w:t>
+      </w:r>
+      <w:r>
+        <w:rPr>
+          <w:rFonts w:ascii="Consolas" w:hAnsi="Consolas"/>
+          <w:color w:val="795E26"/>
+          <w:sz w:val="16"/>
+        </w:rPr>
+        <w:t xml:space="preserve">fromArray</w:t>
+      </w:r>
+      <w:r>
+        <w:rPr>
+          <w:rFonts w:ascii="Consolas" w:hAnsi="Consolas"/>
+          <w:color w:val="262626"/>
+          <w:sz w:val="16"/>
+        </w:rPr>
+        <w:t xml:space="preserve">(</w:t>
+      </w:r>
+      <w:r>
+        <w:rPr>
+          <w:rFonts w:ascii="Consolas" w:hAnsi="Consolas"/>
+          <w:color w:val="660E7A"/>
+          <w:sz w:val="16"/>
+        </w:rPr>
+        <w:t xml:space="preserve">$response</w:t>
+      </w:r>
+      <w:r>
+        <w:rPr>
+          <w:rFonts w:ascii="Consolas" w:hAnsi="Consolas"/>
+          <w:color w:val="262626"/>
+          <w:sz w:val="16"/>
+        </w:rPr>
+        <w:t xml:space="preserve">-&gt;</w:t>
+      </w:r>
+      <w:r>
+        <w:rPr>
+          <w:rFonts w:ascii="Consolas" w:hAnsi="Consolas"/>
+          <w:color w:val="795E26"/>
+          <w:sz w:val="16"/>
+        </w:rPr>
+        <w:t xml:space="preserve">json</w:t>
+      </w:r>
+      <w:r>
+        <w:rPr>
+          <w:rFonts w:ascii="Consolas" w:hAnsi="Consolas"/>
+          <w:color w:val="262626"/>
+          <w:sz w:val="16"/>
+        </w:rPr>
+        <w:t xml:space="preserve">());</w:t>
+      </w:r>
+      <w:r>
         <w:br/>
       </w:r>
       <w:r>
         <w:rPr>
-          <w:rFonts w:ascii="Consolas" w:hAnsi="Consolas" w:eastAsia="Consolas"/>
-          <w:color w:val="D4D4D4"/>
+          <w:rFonts w:ascii="Consolas" w:hAnsi="Consolas"/>
+          <w:color w:val="262626"/>
           <w:sz w:val="16"/>
         </w:rPr>
-        <w:t>{</w:t>
-      </w:r>
-      <w:r>
-        <w:rPr>
-          <w:rFonts w:ascii="Consolas" w:hAnsi="Consolas" w:eastAsia="Consolas"/>
-          <w:color w:val="D4D4D4"/>
-          <w:sz w:val="16"/>
-        </w:rPr>
-        <w:br/>
-        <w:t xml:space="preserve">    </w:t>
-      </w:r>
-      <w:r>
-        <w:rPr>
-          <w:rFonts w:ascii="Consolas" w:hAnsi="Consolas" w:eastAsia="Consolas"/>
-          <w:color w:val="9CDCFE"/>
-          <w:sz w:val="16"/>
-        </w:rPr>
-        <w:t>$response</w:t>
-      </w:r>
-      <w:r>
-        <w:rPr>
-          <w:rFonts w:ascii="Consolas" w:hAnsi="Consolas" w:eastAsia="Consolas"/>
-          <w:color w:val="D4D4D4"/>
-          <w:sz w:val="16"/>
-        </w:rPr>
-        <w:t xml:space="preserve"> </w:t>
-      </w:r>
-      <w:r>
-        <w:rPr>
-          <w:rFonts w:ascii="Consolas" w:hAnsi="Consolas" w:eastAsia="Consolas"/>
-          <w:color w:val="D4D4D4"/>
-          <w:sz w:val="16"/>
-        </w:rPr>
-        <w:t>=</w:t>
-      </w:r>
-      <w:r>
-        <w:rPr>
-          <w:rFonts w:ascii="Consolas" w:hAnsi="Consolas" w:eastAsia="Consolas"/>
-          <w:color w:val="D4D4D4"/>
-          <w:sz w:val="16"/>
-        </w:rPr>
-        <w:t xml:space="preserve"> </w:t>
-      </w:r>
-      <w:r>
-        <w:rPr>
-          <w:rFonts w:ascii="Consolas" w:hAnsi="Consolas" w:eastAsia="Consolas"/>
-          <w:color w:val="4EC9B0"/>
-          <w:sz w:val="16"/>
-        </w:rPr>
-        <w:t>Http</w:t>
-      </w:r>
-      <w:r>
-        <w:rPr>
-          <w:rFonts w:ascii="Consolas" w:hAnsi="Consolas" w:eastAsia="Consolas"/>
-          <w:color w:val="D4D4D4"/>
-          <w:sz w:val="16"/>
-        </w:rPr>
-        <w:t>:</w:t>
-      </w:r>
-      <w:r>
-        <w:rPr>
-          <w:rFonts w:ascii="Consolas" w:hAnsi="Consolas" w:eastAsia="Consolas"/>
-          <w:color w:val="D4D4D4"/>
-          <w:sz w:val="16"/>
-        </w:rPr>
-        <w:t>:</w:t>
-      </w:r>
-      <w:r>
-        <w:rPr>
-          <w:rFonts w:ascii="Consolas" w:hAnsi="Consolas" w:eastAsia="Consolas"/>
-          <w:color w:val="DCDCAA"/>
-          <w:sz w:val="16"/>
-        </w:rPr>
-        <w:t>acceptJson</w:t>
-      </w:r>
-      <w:r>
-        <w:rPr>
-          <w:rFonts w:ascii="Consolas" w:hAnsi="Consolas" w:eastAsia="Consolas"/>
-          <w:color w:val="D4D4D4"/>
-          <w:sz w:val="16"/>
-        </w:rPr>
-        <w:t>(</w:t>
-      </w:r>
-      <w:r>
-        <w:rPr>
-          <w:rFonts w:ascii="Consolas" w:hAnsi="Consolas" w:eastAsia="Consolas"/>
-          <w:color w:val="D4D4D4"/>
-          <w:sz w:val="16"/>
-        </w:rPr>
-        <w:t>)</w:t>
-      </w:r>
-      <w:r>
-        <w:rPr>
-          <w:rFonts w:ascii="Consolas" w:hAnsi="Consolas" w:eastAsia="Consolas"/>
-          <w:color w:val="D4D4D4"/>
-          <w:sz w:val="16"/>
-        </w:rPr>
-        <w:br/>
-        <w:t xml:space="preserve">        </w:t>
-      </w:r>
-      <w:r>
-        <w:rPr>
-          <w:rFonts w:ascii="Consolas" w:hAnsi="Consolas" w:eastAsia="Consolas"/>
-          <w:color w:val="D4D4D4"/>
-          <w:sz w:val="16"/>
-        </w:rPr>
-        <w:t>-</w:t>
-      </w:r>
-      <w:r>
-        <w:rPr>
-          <w:rFonts w:ascii="Consolas" w:hAnsi="Consolas" w:eastAsia="Consolas"/>
-          <w:color w:val="D4D4D4"/>
-          <w:sz w:val="16"/>
-        </w:rPr>
-        <w:t>&gt;</w:t>
-      </w:r>
-      <w:r>
-        <w:rPr>
-          <w:rFonts w:ascii="Consolas" w:hAnsi="Consolas" w:eastAsia="Consolas"/>
-          <w:color w:val="DCDCAA"/>
-          <w:sz w:val="16"/>
-        </w:rPr>
-        <w:t>withToken</w:t>
-      </w:r>
-      <w:r>
-        <w:rPr>
-          <w:rFonts w:ascii="Consolas" w:hAnsi="Consolas" w:eastAsia="Consolas"/>
-          <w:color w:val="D4D4D4"/>
-          <w:sz w:val="16"/>
-        </w:rPr>
-        <w:t>(</w:t>
-      </w:r>
-      <w:r>
-        <w:rPr>
-          <w:rFonts w:ascii="Consolas" w:hAnsi="Consolas" w:eastAsia="Consolas"/>
-          <w:color w:val="DCDCAA"/>
-          <w:sz w:val="16"/>
-        </w:rPr>
-        <w:t>config</w:t>
-      </w:r>
-      <w:r>
-        <w:rPr>
-          <w:rFonts w:ascii="Consolas" w:hAnsi="Consolas" w:eastAsia="Consolas"/>
-          <w:color w:val="D4D4D4"/>
-          <w:sz w:val="16"/>
-        </w:rPr>
-        <w:t>(</w:t>
-      </w:r>
-      <w:r>
-        <w:rPr>
-          <w:rFonts w:ascii="Consolas" w:hAnsi="Consolas" w:eastAsia="Consolas"/>
-          <w:color w:val="CE9178"/>
-          <w:sz w:val="16"/>
-        </w:rPr>
-        <w:t>'services.qris.token'</w:t>
-      </w:r>
-      <w:r>
-        <w:rPr>
-          <w:rFonts w:ascii="Consolas" w:hAnsi="Consolas" w:eastAsia="Consolas"/>
-          <w:color w:val="D4D4D4"/>
-          <w:sz w:val="16"/>
-        </w:rPr>
-        <w:t>)</w:t>
-      </w:r>
-      <w:r>
-        <w:rPr>
-          <w:rFonts w:ascii="Consolas" w:hAnsi="Consolas" w:eastAsia="Consolas"/>
-          <w:color w:val="D4D4D4"/>
-          <w:sz w:val="16"/>
-        </w:rPr>
-        <w:t>)</w:t>
-      </w:r>
-      <w:r>
-        <w:rPr>
-          <w:rFonts w:ascii="Consolas" w:hAnsi="Consolas" w:eastAsia="Consolas"/>
-          <w:color w:val="D4D4D4"/>
-          <w:sz w:val="16"/>
-        </w:rPr>
-        <w:br/>
-        <w:t xml:space="preserve">        </w:t>
-      </w:r>
-      <w:r>
-        <w:rPr>
-          <w:rFonts w:ascii="Consolas" w:hAnsi="Consolas" w:eastAsia="Consolas"/>
-          <w:color w:val="D4D4D4"/>
-          <w:sz w:val="16"/>
-        </w:rPr>
-        <w:t>-</w:t>
-      </w:r>
-      <w:r>
-        <w:rPr>
-          <w:rFonts w:ascii="Consolas" w:hAnsi="Consolas" w:eastAsia="Consolas"/>
-          <w:color w:val="D4D4D4"/>
-          <w:sz w:val="16"/>
-        </w:rPr>
-        <w:t>&gt;</w:t>
-      </w:r>
-      <w:r>
-        <w:rPr>
-          <w:rFonts w:ascii="Consolas" w:hAnsi="Consolas" w:eastAsia="Consolas"/>
-          <w:color w:val="DCDCAA"/>
-          <w:sz w:val="16"/>
-        </w:rPr>
-        <w:t>withHeaders</w:t>
-      </w:r>
-      <w:r>
-        <w:rPr>
-          <w:rFonts w:ascii="Consolas" w:hAnsi="Consolas" w:eastAsia="Consolas"/>
-          <w:color w:val="D4D4D4"/>
-          <w:sz w:val="16"/>
-        </w:rPr>
-        <w:t>(</w:t>
-      </w:r>
-      <w:r>
-        <w:rPr>
-          <w:rFonts w:ascii="Consolas" w:hAnsi="Consolas" w:eastAsia="Consolas"/>
-          <w:color w:val="D4D4D4"/>
-          <w:sz w:val="16"/>
-        </w:rPr>
-        <w:t>[</w:t>
-      </w:r>
-      <w:r>
-        <w:rPr>
-          <w:rFonts w:ascii="Consolas" w:hAnsi="Consolas" w:eastAsia="Consolas"/>
-          <w:color w:val="D4D4D4"/>
-          <w:sz w:val="16"/>
-        </w:rPr>
-        <w:br/>
-        <w:t xml:space="preserve">            </w:t>
-      </w:r>
-      <w:r>
-        <w:rPr>
-          <w:rFonts w:ascii="Consolas" w:hAnsi="Consolas" w:eastAsia="Consolas"/>
-          <w:color w:val="CE9178"/>
-          <w:sz w:val="16"/>
-        </w:rPr>
-        <w:t>'Idempotency-Key'</w:t>
-      </w:r>
-      <w:r>
-        <w:rPr>
-          <w:rFonts w:ascii="Consolas" w:hAnsi="Consolas" w:eastAsia="Consolas"/>
-          <w:color w:val="D4D4D4"/>
-          <w:sz w:val="16"/>
-        </w:rPr>
-        <w:t xml:space="preserve"> </w:t>
-      </w:r>
-      <w:r>
-        <w:rPr>
-          <w:rFonts w:ascii="Consolas" w:hAnsi="Consolas" w:eastAsia="Consolas"/>
-          <w:color w:val="D4D4D4"/>
-          <w:sz w:val="16"/>
-        </w:rPr>
-        <w:t>=</w:t>
-      </w:r>
-      <w:r>
-        <w:rPr>
-          <w:rFonts w:ascii="Consolas" w:hAnsi="Consolas" w:eastAsia="Consolas"/>
-          <w:color w:val="D4D4D4"/>
-          <w:sz w:val="16"/>
-        </w:rPr>
-        <w:t>&gt;</w:t>
-      </w:r>
-      <w:r>
-        <w:rPr>
-          <w:rFonts w:ascii="Consolas" w:hAnsi="Consolas" w:eastAsia="Consolas"/>
-          <w:color w:val="D4D4D4"/>
-          <w:sz w:val="16"/>
-        </w:rPr>
-        <w:t xml:space="preserve"> </w:t>
-      </w:r>
-      <w:r>
-        <w:rPr>
-          <w:rFonts w:ascii="Consolas" w:hAnsi="Consolas" w:eastAsia="Consolas"/>
-          <w:color w:val="9CDCFE"/>
-          <w:sz w:val="16"/>
-        </w:rPr>
-        <w:t>$request</w:t>
-      </w:r>
-      <w:r>
-        <w:rPr>
-          <w:rFonts w:ascii="Consolas" w:hAnsi="Consolas" w:eastAsia="Consolas"/>
-          <w:color w:val="D4D4D4"/>
-          <w:sz w:val="16"/>
-        </w:rPr>
-        <w:t>-</w:t>
-      </w:r>
-      <w:r>
-        <w:rPr>
-          <w:rFonts w:ascii="Consolas" w:hAnsi="Consolas" w:eastAsia="Consolas"/>
-          <w:color w:val="D4D4D4"/>
-          <w:sz w:val="16"/>
-        </w:rPr>
-        <w:t>&gt;</w:t>
-      </w:r>
-      <w:r>
-        <w:rPr>
-          <w:rFonts w:ascii="Consolas" w:hAnsi="Consolas" w:eastAsia="Consolas"/>
-          <w:color w:val="D4D4D4"/>
-          <w:sz w:val="16"/>
-        </w:rPr>
-        <w:t>idempotencyKey</w:t>
-      </w:r>
-      <w:r>
-        <w:rPr>
-          <w:rFonts w:ascii="Consolas" w:hAnsi="Consolas" w:eastAsia="Consolas"/>
-          <w:color w:val="D4D4D4"/>
-          <w:sz w:val="16"/>
-        </w:rPr>
-        <w:t>,</w:t>
-      </w:r>
-      <w:r>
-        <w:rPr>
-          <w:rFonts w:ascii="Consolas" w:hAnsi="Consolas" w:eastAsia="Consolas"/>
-          <w:color w:val="D4D4D4"/>
-          <w:sz w:val="16"/>
-        </w:rPr>
-        <w:br/>
-        <w:t xml:space="preserve">        </w:t>
-      </w:r>
-      <w:r>
-        <w:rPr>
-          <w:rFonts w:ascii="Consolas" w:hAnsi="Consolas" w:eastAsia="Consolas"/>
-          <w:color w:val="D4D4D4"/>
-          <w:sz w:val="16"/>
-        </w:rPr>
-        <w:t>]</w:t>
-      </w:r>
-      <w:r>
-        <w:rPr>
-          <w:rFonts w:ascii="Consolas" w:hAnsi="Consolas" w:eastAsia="Consolas"/>
-          <w:color w:val="D4D4D4"/>
-          <w:sz w:val="16"/>
-        </w:rPr>
-        <w:t>)</w:t>
-      </w:r>
-      <w:r>
-        <w:rPr>
-          <w:rFonts w:ascii="Consolas" w:hAnsi="Consolas" w:eastAsia="Consolas"/>
-          <w:color w:val="D4D4D4"/>
-          <w:sz w:val="16"/>
-        </w:rPr>
-        <w:br/>
-        <w:t xml:space="preserve">        </w:t>
-      </w:r>
-      <w:r>
-        <w:rPr>
-          <w:rFonts w:ascii="Consolas" w:hAnsi="Consolas" w:eastAsia="Consolas"/>
-          <w:color w:val="D4D4D4"/>
-          <w:sz w:val="16"/>
-        </w:rPr>
-        <w:t>-</w:t>
-      </w:r>
-      <w:r>
-        <w:rPr>
-          <w:rFonts w:ascii="Consolas" w:hAnsi="Consolas" w:eastAsia="Consolas"/>
-          <w:color w:val="D4D4D4"/>
-          <w:sz w:val="16"/>
-        </w:rPr>
-        <w:t>&gt;</w:t>
-      </w:r>
-      <w:r>
-        <w:rPr>
-          <w:rFonts w:ascii="Consolas" w:hAnsi="Consolas" w:eastAsia="Consolas"/>
-          <w:color w:val="DCDCAA"/>
-          <w:sz w:val="16"/>
-        </w:rPr>
-        <w:t>connectTimeout</w:t>
-      </w:r>
-      <w:r>
-        <w:rPr>
-          <w:rFonts w:ascii="Consolas" w:hAnsi="Consolas" w:eastAsia="Consolas"/>
-          <w:color w:val="D4D4D4"/>
-          <w:sz w:val="16"/>
-        </w:rPr>
-        <w:t>(</w:t>
-      </w:r>
-      <w:r>
-        <w:rPr>
-          <w:rFonts w:ascii="Consolas" w:hAnsi="Consolas" w:eastAsia="Consolas"/>
-          <w:color w:val="D4D4D4"/>
-          <w:sz w:val="16"/>
-        </w:rPr>
-        <w:t>3</w:t>
-      </w:r>
-      <w:r>
-        <w:rPr>
-          <w:rFonts w:ascii="Consolas" w:hAnsi="Consolas" w:eastAsia="Consolas"/>
-          <w:color w:val="D4D4D4"/>
-          <w:sz w:val="16"/>
-        </w:rPr>
-        <w:t>)</w:t>
-      </w:r>
-      <w:r>
-        <w:rPr>
-          <w:rFonts w:ascii="Consolas" w:hAnsi="Consolas" w:eastAsia="Consolas"/>
-          <w:color w:val="D4D4D4"/>
-          <w:sz w:val="16"/>
-        </w:rPr>
-        <w:br/>
-        <w:t xml:space="preserve">        </w:t>
-      </w:r>
-      <w:r>
-        <w:rPr>
-          <w:rFonts w:ascii="Consolas" w:hAnsi="Consolas" w:eastAsia="Consolas"/>
-          <w:color w:val="D4D4D4"/>
-          <w:sz w:val="16"/>
-        </w:rPr>
-        <w:t>-</w:t>
-      </w:r>
-      <w:r>
-        <w:rPr>
-          <w:rFonts w:ascii="Consolas" w:hAnsi="Consolas" w:eastAsia="Consolas"/>
-          <w:color w:val="D4D4D4"/>
-          <w:sz w:val="16"/>
-        </w:rPr>
-        <w:t>&gt;</w:t>
-      </w:r>
-      <w:r>
-        <w:rPr>
-          <w:rFonts w:ascii="Consolas" w:hAnsi="Consolas" w:eastAsia="Consolas"/>
-          <w:color w:val="DCDCAA"/>
-          <w:sz w:val="16"/>
-        </w:rPr>
-        <w:t>timeout</w:t>
-      </w:r>
-      <w:r>
-        <w:rPr>
-          <w:rFonts w:ascii="Consolas" w:hAnsi="Consolas" w:eastAsia="Consolas"/>
-          <w:color w:val="D4D4D4"/>
-          <w:sz w:val="16"/>
-        </w:rPr>
-        <w:t>(</w:t>
-      </w:r>
-      <w:r>
-        <w:rPr>
-          <w:rFonts w:ascii="Consolas" w:hAnsi="Consolas" w:eastAsia="Consolas"/>
-          <w:color w:val="D4D4D4"/>
-          <w:sz w:val="16"/>
-        </w:rPr>
-        <w:t>10</w:t>
-      </w:r>
-      <w:r>
-        <w:rPr>
-          <w:rFonts w:ascii="Consolas" w:hAnsi="Consolas" w:eastAsia="Consolas"/>
-          <w:color w:val="D4D4D4"/>
-          <w:sz w:val="16"/>
-        </w:rPr>
-        <w:t>)</w:t>
-      </w:r>
-      <w:r>
-        <w:rPr>
-          <w:rFonts w:ascii="Consolas" w:hAnsi="Consolas" w:eastAsia="Consolas"/>
-          <w:color w:val="D4D4D4"/>
-          <w:sz w:val="16"/>
-        </w:rPr>
-        <w:br/>
-        <w:t xml:space="preserve">        </w:t>
-      </w:r>
-      <w:r>
-        <w:rPr>
-          <w:rFonts w:ascii="Consolas" w:hAnsi="Consolas" w:eastAsia="Consolas"/>
-          <w:color w:val="D4D4D4"/>
-          <w:sz w:val="16"/>
-        </w:rPr>
-        <w:t>-</w:t>
-      </w:r>
-      <w:r>
-        <w:rPr>
-          <w:rFonts w:ascii="Consolas" w:hAnsi="Consolas" w:eastAsia="Consolas"/>
-          <w:color w:val="D4D4D4"/>
-          <w:sz w:val="16"/>
-        </w:rPr>
-        <w:t>&gt;</w:t>
-      </w:r>
-      <w:r>
-        <w:rPr>
-          <w:rFonts w:ascii="Consolas" w:hAnsi="Consolas" w:eastAsia="Consolas"/>
-          <w:color w:val="DCDCAA"/>
-          <w:sz w:val="16"/>
-        </w:rPr>
-        <w:t>retry</w:t>
-      </w:r>
-      <w:r>
-        <w:rPr>
-          <w:rFonts w:ascii="Consolas" w:hAnsi="Consolas" w:eastAsia="Consolas"/>
-          <w:color w:val="D4D4D4"/>
-          <w:sz w:val="16"/>
-        </w:rPr>
-        <w:t>(</w:t>
-      </w:r>
-      <w:r>
-        <w:rPr>
-          <w:rFonts w:ascii="Consolas" w:hAnsi="Consolas" w:eastAsia="Consolas"/>
-          <w:color w:val="D4D4D4"/>
-          <w:sz w:val="16"/>
-        </w:rPr>
-        <w:t>3</w:t>
-      </w:r>
-      <w:r>
-        <w:rPr>
-          <w:rFonts w:ascii="Consolas" w:hAnsi="Consolas" w:eastAsia="Consolas"/>
-          <w:color w:val="D4D4D4"/>
-          <w:sz w:val="16"/>
-        </w:rPr>
-        <w:t>,</w:t>
-      </w:r>
-      <w:r>
-        <w:rPr>
-          <w:rFonts w:ascii="Consolas" w:hAnsi="Consolas" w:eastAsia="Consolas"/>
-          <w:color w:val="D4D4D4"/>
-          <w:sz w:val="16"/>
-        </w:rPr>
-        <w:t xml:space="preserve"> </w:t>
-      </w:r>
-      <w:r>
-        <w:rPr>
-          <w:rFonts w:ascii="Consolas" w:hAnsi="Consolas" w:eastAsia="Consolas"/>
-          <w:color w:val="D4D4D4"/>
-          <w:sz w:val="16"/>
-        </w:rPr>
-        <w:t>200</w:t>
-      </w:r>
-      <w:r>
-        <w:rPr>
-          <w:rFonts w:ascii="Consolas" w:hAnsi="Consolas" w:eastAsia="Consolas"/>
-          <w:color w:val="D4D4D4"/>
-          <w:sz w:val="16"/>
-        </w:rPr>
-        <w:t>,</w:t>
-      </w:r>
-      <w:r>
-        <w:rPr>
-          <w:rFonts w:ascii="Consolas" w:hAnsi="Consolas" w:eastAsia="Consolas"/>
-          <w:color w:val="D4D4D4"/>
-          <w:sz w:val="16"/>
-        </w:rPr>
-        <w:t xml:space="preserve"> </w:t>
-      </w:r>
-      <w:r>
-        <w:rPr>
-          <w:rFonts w:ascii="Consolas" w:hAnsi="Consolas" w:eastAsia="Consolas"/>
-          <w:color w:val="569CD6"/>
-          <w:sz w:val="16"/>
-        </w:rPr>
-        <w:t>throw</w:t>
-      </w:r>
-      <w:r>
-        <w:rPr>
-          <w:rFonts w:ascii="Consolas" w:hAnsi="Consolas" w:eastAsia="Consolas"/>
-          <w:color w:val="D4D4D4"/>
-          <w:sz w:val="16"/>
-        </w:rPr>
-        <w:t>:</w:t>
-      </w:r>
-      <w:r>
-        <w:rPr>
-          <w:rFonts w:ascii="Consolas" w:hAnsi="Consolas" w:eastAsia="Consolas"/>
-          <w:color w:val="D4D4D4"/>
-          <w:sz w:val="16"/>
-        </w:rPr>
-        <w:t xml:space="preserve"> </w:t>
-      </w:r>
-      <w:r>
-        <w:rPr>
-          <w:rFonts w:ascii="Consolas" w:hAnsi="Consolas" w:eastAsia="Consolas"/>
-          <w:color w:val="569CD6"/>
-          <w:sz w:val="16"/>
-        </w:rPr>
-        <w:t>false</w:t>
-      </w:r>
-      <w:r>
-        <w:rPr>
-          <w:rFonts w:ascii="Consolas" w:hAnsi="Consolas" w:eastAsia="Consolas"/>
-          <w:color w:val="D4D4D4"/>
-          <w:sz w:val="16"/>
-        </w:rPr>
-        <w:t>)</w:t>
-      </w:r>
-      <w:r>
-        <w:rPr>
-          <w:rFonts w:ascii="Consolas" w:hAnsi="Consolas" w:eastAsia="Consolas"/>
-          <w:color w:val="D4D4D4"/>
-          <w:sz w:val="16"/>
-        </w:rPr>
-        <w:br/>
-        <w:t xml:space="preserve">        </w:t>
-      </w:r>
-      <w:r>
-        <w:rPr>
-          <w:rFonts w:ascii="Consolas" w:hAnsi="Consolas" w:eastAsia="Consolas"/>
-          <w:color w:val="D4D4D4"/>
-          <w:sz w:val="16"/>
-        </w:rPr>
-        <w:t>-</w:t>
-      </w:r>
-      <w:r>
-        <w:rPr>
-          <w:rFonts w:ascii="Consolas" w:hAnsi="Consolas" w:eastAsia="Consolas"/>
-          <w:color w:val="D4D4D4"/>
-          <w:sz w:val="16"/>
-        </w:rPr>
-        <w:t>&gt;</w:t>
-      </w:r>
-      <w:r>
-        <w:rPr>
-          <w:rFonts w:ascii="Consolas" w:hAnsi="Consolas" w:eastAsia="Consolas"/>
-          <w:color w:val="DCDCAA"/>
-          <w:sz w:val="16"/>
-        </w:rPr>
-        <w:t>post</w:t>
-      </w:r>
-      <w:r>
-        <w:rPr>
-          <w:rFonts w:ascii="Consolas" w:hAnsi="Consolas" w:eastAsia="Consolas"/>
-          <w:color w:val="D4D4D4"/>
-          <w:sz w:val="16"/>
-        </w:rPr>
-        <w:t>(</w:t>
-      </w:r>
-      <w:r>
-        <w:rPr>
-          <w:rFonts w:ascii="Consolas" w:hAnsi="Consolas" w:eastAsia="Consolas"/>
-          <w:color w:val="DCDCAA"/>
-          <w:sz w:val="16"/>
-        </w:rPr>
-        <w:t>config</w:t>
-      </w:r>
-      <w:r>
-        <w:rPr>
-          <w:rFonts w:ascii="Consolas" w:hAnsi="Consolas" w:eastAsia="Consolas"/>
-          <w:color w:val="D4D4D4"/>
-          <w:sz w:val="16"/>
-        </w:rPr>
-        <w:t>(</w:t>
-      </w:r>
-      <w:r>
-        <w:rPr>
-          <w:rFonts w:ascii="Consolas" w:hAnsi="Consolas" w:eastAsia="Consolas"/>
-          <w:color w:val="CE9178"/>
-          <w:sz w:val="16"/>
-        </w:rPr>
-        <w:t>'services.qris.url'</w:t>
-      </w:r>
-      <w:r>
-        <w:rPr>
-          <w:rFonts w:ascii="Consolas" w:hAnsi="Consolas" w:eastAsia="Consolas"/>
-          <w:color w:val="D4D4D4"/>
-          <w:sz w:val="16"/>
-        </w:rPr>
-        <w:t>)</w:t>
-      </w:r>
-      <w:r>
-        <w:rPr>
-          <w:rFonts w:ascii="Consolas" w:hAnsi="Consolas" w:eastAsia="Consolas"/>
-          <w:color w:val="D4D4D4"/>
-          <w:sz w:val="16"/>
-        </w:rPr>
-        <w:t>.</w:t>
-      </w:r>
-      <w:r>
-        <w:rPr>
-          <w:rFonts w:ascii="Consolas" w:hAnsi="Consolas" w:eastAsia="Consolas"/>
-          <w:color w:val="CE9178"/>
-          <w:sz w:val="16"/>
-        </w:rPr>
-        <w:t>'/payments'</w:t>
-      </w:r>
-      <w:r>
-        <w:rPr>
-          <w:rFonts w:ascii="Consolas" w:hAnsi="Consolas" w:eastAsia="Consolas"/>
-          <w:color w:val="D4D4D4"/>
-          <w:sz w:val="16"/>
-        </w:rPr>
-        <w:t>,</w:t>
-      </w:r>
-      <w:r>
-        <w:rPr>
-          <w:rFonts w:ascii="Consolas" w:hAnsi="Consolas" w:eastAsia="Consolas"/>
-          <w:color w:val="D4D4D4"/>
-          <w:sz w:val="16"/>
-        </w:rPr>
-        <w:t xml:space="preserve"> </w:t>
-      </w:r>
-      <w:r>
-        <w:rPr>
-          <w:rFonts w:ascii="Consolas" w:hAnsi="Consolas" w:eastAsia="Consolas"/>
-          <w:color w:val="D4D4D4"/>
-          <w:sz w:val="16"/>
-        </w:rPr>
-        <w:t>[</w:t>
-      </w:r>
-      <w:r>
-        <w:rPr>
-          <w:rFonts w:ascii="Consolas" w:hAnsi="Consolas" w:eastAsia="Consolas"/>
-          <w:color w:val="D4D4D4"/>
-          <w:sz w:val="16"/>
-        </w:rPr>
-        <w:br/>
-        <w:t xml:space="preserve">            </w:t>
-      </w:r>
-      <w:r>
-        <w:rPr>
-          <w:rFonts w:ascii="Consolas" w:hAnsi="Consolas" w:eastAsia="Consolas"/>
-          <w:color w:val="CE9178"/>
-          <w:sz w:val="16"/>
-        </w:rPr>
-        <w:t>'external_id'</w:t>
-      </w:r>
-      <w:r>
-        <w:rPr>
-          <w:rFonts w:ascii="Consolas" w:hAnsi="Consolas" w:eastAsia="Consolas"/>
-          <w:color w:val="D4D4D4"/>
-          <w:sz w:val="16"/>
-        </w:rPr>
-        <w:t xml:space="preserve"> </w:t>
-      </w:r>
-      <w:r>
-        <w:rPr>
-          <w:rFonts w:ascii="Consolas" w:hAnsi="Consolas" w:eastAsia="Consolas"/>
-          <w:color w:val="D4D4D4"/>
-          <w:sz w:val="16"/>
-        </w:rPr>
-        <w:t>=</w:t>
-      </w:r>
-      <w:r>
-        <w:rPr>
-          <w:rFonts w:ascii="Consolas" w:hAnsi="Consolas" w:eastAsia="Consolas"/>
-          <w:color w:val="D4D4D4"/>
-          <w:sz w:val="16"/>
-        </w:rPr>
-        <w:t>&gt;</w:t>
-      </w:r>
-      <w:r>
-        <w:rPr>
-          <w:rFonts w:ascii="Consolas" w:hAnsi="Consolas" w:eastAsia="Consolas"/>
-          <w:color w:val="D4D4D4"/>
-          <w:sz w:val="16"/>
-        </w:rPr>
-        <w:t xml:space="preserve"> </w:t>
-      </w:r>
-      <w:r>
-        <w:rPr>
-          <w:rFonts w:ascii="Consolas" w:hAnsi="Consolas" w:eastAsia="Consolas"/>
-          <w:color w:val="9CDCFE"/>
-          <w:sz w:val="16"/>
-        </w:rPr>
-        <w:t>$request</w:t>
-      </w:r>
-      <w:r>
-        <w:rPr>
-          <w:rFonts w:ascii="Consolas" w:hAnsi="Consolas" w:eastAsia="Consolas"/>
-          <w:color w:val="D4D4D4"/>
-          <w:sz w:val="16"/>
-        </w:rPr>
-        <w:t>-</w:t>
-      </w:r>
-      <w:r>
-        <w:rPr>
-          <w:rFonts w:ascii="Consolas" w:hAnsi="Consolas" w:eastAsia="Consolas"/>
-          <w:color w:val="D4D4D4"/>
-          <w:sz w:val="16"/>
-        </w:rPr>
-        <w:t>&gt;</w:t>
-      </w:r>
-      <w:r>
-        <w:rPr>
-          <w:rFonts w:ascii="Consolas" w:hAnsi="Consolas" w:eastAsia="Consolas"/>
-          <w:color w:val="D4D4D4"/>
-          <w:sz w:val="16"/>
-        </w:rPr>
-        <w:t>externalId</w:t>
-      </w:r>
-      <w:r>
-        <w:rPr>
-          <w:rFonts w:ascii="Consolas" w:hAnsi="Consolas" w:eastAsia="Consolas"/>
-          <w:color w:val="D4D4D4"/>
-          <w:sz w:val="16"/>
-        </w:rPr>
-        <w:t>,</w:t>
-      </w:r>
-      <w:r>
-        <w:rPr>
-          <w:rFonts w:ascii="Consolas" w:hAnsi="Consolas" w:eastAsia="Consolas"/>
-          <w:color w:val="D4D4D4"/>
-          <w:sz w:val="16"/>
-        </w:rPr>
-        <w:br/>
-        <w:t xml:space="preserve">            </w:t>
-      </w:r>
-      <w:r>
-        <w:rPr>
-          <w:rFonts w:ascii="Consolas" w:hAnsi="Consolas" w:eastAsia="Consolas"/>
-          <w:color w:val="CE9178"/>
-          <w:sz w:val="16"/>
-        </w:rPr>
-        <w:t>'amount'</w:t>
-      </w:r>
-      <w:r>
-        <w:rPr>
-          <w:rFonts w:ascii="Consolas" w:hAnsi="Consolas" w:eastAsia="Consolas"/>
-          <w:color w:val="D4D4D4"/>
-          <w:sz w:val="16"/>
-        </w:rPr>
-        <w:t xml:space="preserve"> </w:t>
-      </w:r>
-      <w:r>
-        <w:rPr>
-          <w:rFonts w:ascii="Consolas" w:hAnsi="Consolas" w:eastAsia="Consolas"/>
-          <w:color w:val="D4D4D4"/>
-          <w:sz w:val="16"/>
-        </w:rPr>
-        <w:t>=</w:t>
-      </w:r>
-      <w:r>
-        <w:rPr>
-          <w:rFonts w:ascii="Consolas" w:hAnsi="Consolas" w:eastAsia="Consolas"/>
-          <w:color w:val="D4D4D4"/>
-          <w:sz w:val="16"/>
-        </w:rPr>
-        <w:t>&gt;</w:t>
-      </w:r>
-      <w:r>
-        <w:rPr>
-          <w:rFonts w:ascii="Consolas" w:hAnsi="Consolas" w:eastAsia="Consolas"/>
-          <w:color w:val="D4D4D4"/>
-          <w:sz w:val="16"/>
-        </w:rPr>
-        <w:t xml:space="preserve"> </w:t>
-      </w:r>
-      <w:r>
-        <w:rPr>
-          <w:rFonts w:ascii="Consolas" w:hAnsi="Consolas" w:eastAsia="Consolas"/>
-          <w:color w:val="9CDCFE"/>
-          <w:sz w:val="16"/>
-        </w:rPr>
-        <w:t>$request</w:t>
-      </w:r>
-      <w:r>
-        <w:rPr>
-          <w:rFonts w:ascii="Consolas" w:hAnsi="Consolas" w:eastAsia="Consolas"/>
-          <w:color w:val="D4D4D4"/>
-          <w:sz w:val="16"/>
-        </w:rPr>
-        <w:t>-</w:t>
-      </w:r>
-      <w:r>
-        <w:rPr>
-          <w:rFonts w:ascii="Consolas" w:hAnsi="Consolas" w:eastAsia="Consolas"/>
-          <w:color w:val="D4D4D4"/>
-          <w:sz w:val="16"/>
-        </w:rPr>
-        <w:t>&gt;</w:t>
-      </w:r>
-      <w:r>
-        <w:rPr>
-          <w:rFonts w:ascii="Consolas" w:hAnsi="Consolas" w:eastAsia="Consolas"/>
-          <w:color w:val="D4D4D4"/>
-          <w:sz w:val="16"/>
-        </w:rPr>
-        <w:t>amount</w:t>
-      </w:r>
-      <w:r>
-        <w:rPr>
-          <w:rFonts w:ascii="Consolas" w:hAnsi="Consolas" w:eastAsia="Consolas"/>
-          <w:color w:val="D4D4D4"/>
-          <w:sz w:val="16"/>
-        </w:rPr>
-        <w:t>,</w:t>
-      </w:r>
-      <w:r>
-        <w:rPr>
-          <w:rFonts w:ascii="Consolas" w:hAnsi="Consolas" w:eastAsia="Consolas"/>
-          <w:color w:val="D4D4D4"/>
-          <w:sz w:val="16"/>
-        </w:rPr>
-        <w:br/>
-        <w:t xml:space="preserve">        </w:t>
-      </w:r>
-      <w:r>
-        <w:rPr>
-          <w:rFonts w:ascii="Consolas" w:hAnsi="Consolas" w:eastAsia="Consolas"/>
-          <w:color w:val="D4D4D4"/>
-          <w:sz w:val="16"/>
-        </w:rPr>
-        <w:t>]</w:t>
-      </w:r>
-      <w:r>
-        <w:rPr>
-          <w:rFonts w:ascii="Consolas" w:hAnsi="Consolas" w:eastAsia="Consolas"/>
-          <w:color w:val="D4D4D4"/>
-          <w:sz w:val="16"/>
-        </w:rPr>
-        <w:t>)</w:t>
-      </w:r>
-      <w:r>
-        <w:rPr>
-          <w:rFonts w:ascii="Consolas" w:hAnsi="Consolas" w:eastAsia="Consolas"/>
-          <w:color w:val="D4D4D4"/>
-          <w:sz w:val="16"/>
-        </w:rPr>
-        <w:br/>
-        <w:t xml:space="preserve">        </w:t>
-      </w:r>
-      <w:r>
-        <w:rPr>
-          <w:rFonts w:ascii="Consolas" w:hAnsi="Consolas" w:eastAsia="Consolas"/>
-          <w:color w:val="D4D4D4"/>
-          <w:sz w:val="16"/>
-        </w:rPr>
-        <w:t>-</w:t>
-      </w:r>
-      <w:r>
-        <w:rPr>
-          <w:rFonts w:ascii="Consolas" w:hAnsi="Consolas" w:eastAsia="Consolas"/>
-          <w:color w:val="D4D4D4"/>
-          <w:sz w:val="16"/>
-        </w:rPr>
-        <w:t>&gt;</w:t>
-      </w:r>
-      <w:r>
-        <w:rPr>
-          <w:rFonts w:ascii="Consolas" w:hAnsi="Consolas" w:eastAsia="Consolas"/>
-          <w:color w:val="569CD6"/>
-          <w:sz w:val="16"/>
-        </w:rPr>
-        <w:t>throw</w:t>
-      </w:r>
-      <w:r>
-        <w:rPr>
-          <w:rFonts w:ascii="Consolas" w:hAnsi="Consolas" w:eastAsia="Consolas"/>
-          <w:color w:val="D4D4D4"/>
-          <w:sz w:val="16"/>
-        </w:rPr>
-        <w:t>(</w:t>
-      </w:r>
-      <w:r>
-        <w:rPr>
-          <w:rFonts w:ascii="Consolas" w:hAnsi="Consolas" w:eastAsia="Consolas"/>
-          <w:color w:val="D4D4D4"/>
-          <w:sz w:val="16"/>
-        </w:rPr>
-        <w:t>)</w:t>
-      </w:r>
-      <w:r>
-        <w:rPr>
-          <w:rFonts w:ascii="Consolas" w:hAnsi="Consolas" w:eastAsia="Consolas"/>
-          <w:color w:val="D4D4D4"/>
-          <w:sz w:val="16"/>
-        </w:rPr>
-        <w:t>;</w:t>
-      </w:r>
-      <w:r>
-        <w:rPr>
-          <w:rFonts w:ascii="Consolas" w:hAnsi="Consolas" w:eastAsia="Consolas"/>
-          <w:color w:val="D4D4D4"/>
-          <w:sz w:val="16"/>
-        </w:rPr>
-        <w:br/>
-        <w:br/>
-        <w:t xml:space="preserve">    </w:t>
-      </w:r>
-      <w:r>
-        <w:rPr>
-          <w:rFonts w:ascii="Consolas" w:hAnsi="Consolas" w:eastAsia="Consolas"/>
-          <w:color w:val="569CD6"/>
-          <w:sz w:val="16"/>
-        </w:rPr>
-        <w:t>return</w:t>
-      </w:r>
-      <w:r>
-        <w:rPr>
-          <w:rFonts w:ascii="Consolas" w:hAnsi="Consolas" w:eastAsia="Consolas"/>
-          <w:color w:val="D4D4D4"/>
-          <w:sz w:val="16"/>
-        </w:rPr>
-        <w:t xml:space="preserve"> </w:t>
-      </w:r>
-      <w:r>
-        <w:rPr>
-          <w:rFonts w:ascii="Consolas" w:hAnsi="Consolas" w:eastAsia="Consolas"/>
-          <w:color w:val="4EC9B0"/>
-          <w:sz w:val="16"/>
-        </w:rPr>
-        <w:t>PaymentIntent</w:t>
-      </w:r>
-      <w:r>
-        <w:rPr>
-          <w:rFonts w:ascii="Consolas" w:hAnsi="Consolas" w:eastAsia="Consolas"/>
-          <w:color w:val="D4D4D4"/>
-          <w:sz w:val="16"/>
-        </w:rPr>
-        <w:t>:</w:t>
-      </w:r>
-      <w:r>
-        <w:rPr>
-          <w:rFonts w:ascii="Consolas" w:hAnsi="Consolas" w:eastAsia="Consolas"/>
-          <w:color w:val="D4D4D4"/>
-          <w:sz w:val="16"/>
-        </w:rPr>
-        <w:t>:</w:t>
-      </w:r>
-      <w:r>
-        <w:rPr>
-          <w:rFonts w:ascii="Consolas" w:hAnsi="Consolas" w:eastAsia="Consolas"/>
-          <w:color w:val="DCDCAA"/>
-          <w:sz w:val="16"/>
-        </w:rPr>
-        <w:t>fromArray</w:t>
-      </w:r>
-      <w:r>
-        <w:rPr>
-          <w:rFonts w:ascii="Consolas" w:hAnsi="Consolas" w:eastAsia="Consolas"/>
-          <w:color w:val="D4D4D4"/>
-          <w:sz w:val="16"/>
-        </w:rPr>
-        <w:t>(</w:t>
-      </w:r>
-      <w:r>
-        <w:rPr>
-          <w:rFonts w:ascii="Consolas" w:hAnsi="Consolas" w:eastAsia="Consolas"/>
-          <w:color w:val="9CDCFE"/>
-          <w:sz w:val="16"/>
-        </w:rPr>
-        <w:t>$response</w:t>
-      </w:r>
-      <w:r>
-        <w:rPr>
-          <w:rFonts w:ascii="Consolas" w:hAnsi="Consolas" w:eastAsia="Consolas"/>
-          <w:color w:val="D4D4D4"/>
-          <w:sz w:val="16"/>
-        </w:rPr>
-        <w:t>-</w:t>
-      </w:r>
-      <w:r>
-        <w:rPr>
-          <w:rFonts w:ascii="Consolas" w:hAnsi="Consolas" w:eastAsia="Consolas"/>
-          <w:color w:val="D4D4D4"/>
-          <w:sz w:val="16"/>
-        </w:rPr>
-        <w:t>&gt;</w:t>
-      </w:r>
-      <w:r>
-        <w:rPr>
-          <w:rFonts w:ascii="Consolas" w:hAnsi="Consolas" w:eastAsia="Consolas"/>
-          <w:color w:val="DCDCAA"/>
-          <w:sz w:val="16"/>
-        </w:rPr>
-        <w:t>json</w:t>
-      </w:r>
-      <w:r>
-        <w:rPr>
-          <w:rFonts w:ascii="Consolas" w:hAnsi="Consolas" w:eastAsia="Consolas"/>
-          <w:color w:val="D4D4D4"/>
-          <w:sz w:val="16"/>
-        </w:rPr>
-        <w:t>(</w:t>
-      </w:r>
-      <w:r>
-        <w:rPr>
-          <w:rFonts w:ascii="Consolas" w:hAnsi="Consolas" w:eastAsia="Consolas"/>
-          <w:color w:val="D4D4D4"/>
-          <w:sz w:val="16"/>
-        </w:rPr>
-        <w:t>)</w:t>
-      </w:r>
-      <w:r>
-        <w:rPr>
-          <w:rFonts w:ascii="Consolas" w:hAnsi="Consolas" w:eastAsia="Consolas"/>
-          <w:color w:val="D4D4D4"/>
-          <w:sz w:val="16"/>
-        </w:rPr>
-        <w:t>)</w:t>
-      </w:r>
-      <w:r>
-        <w:rPr>
-          <w:rFonts w:ascii="Consolas" w:hAnsi="Consolas" w:eastAsia="Consolas"/>
-          <w:color w:val="D4D4D4"/>
-          <w:sz w:val="16"/>
-        </w:rPr>
-        <w:t>;</w:t>
-      </w:r>
-      <w:r>
-        <w:rPr>
-          <w:rFonts w:ascii="Consolas" w:hAnsi="Consolas" w:eastAsia="Consolas"/>
-          <w:color w:val="D4D4D4"/>
-          <w:sz w:val="16"/>
-        </w:rPr>
-        <w:br/>
-      </w:r>
-      <w:r>
-        <w:rPr>
-          <w:rFonts w:ascii="Consolas" w:hAnsi="Consolas" w:eastAsia="Consolas"/>
-          <w:color w:val="D4D4D4"/>
-          <w:sz w:val="16"/>
-        </w:rPr>
-        <w:t>}</w:t>
+        <w:t xml:space="preserve">}</w:t>
       </w:r>
     </w:p>
     <w:p>
@@ -2396,7 +2011,7 @@
           <w:rFonts w:ascii="Aptos Display" w:hAnsi="Aptos Display"/>
           <w:color w:val="1F2937"/>
         </w:rPr>
-        <w:t>Rencana Waktu 6 Jam</w:t>
+        <w:t>Rencana Waktu — 3 Jam 30 Menit Efektif di Kelas</w:t>
       </w:r>
     </w:p>
     <w:tbl>
@@ -2699,7 +2314,7 @@
                 <w:color w:val="1F2937"/>
                 <w:sz w:val="16"/>
               </w:rPr>
-              <w:t>45</w:t>
+              <w:t>30</w:t>
             </w:r>
           </w:p>
         </w:tc>
@@ -2809,7 +2424,7 @@
                 <w:color w:val="1F2937"/>
                 <w:sz w:val="16"/>
               </w:rPr>
-              <w:t>60</w:t>
+              <w:t>30</w:t>
             </w:r>
           </w:p>
         </w:tc>
@@ -2919,7 +2534,7 @@
                 <w:color w:val="1F2937"/>
                 <w:sz w:val="16"/>
               </w:rPr>
-              <w:t>75</w:t>
+              <w:t>30</w:t>
             </w:r>
           </w:p>
         </w:tc>
@@ -3029,7 +2644,7 @@
                 <w:color w:val="1F2937"/>
                 <w:sz w:val="16"/>
               </w:rPr>
-              <w:t>60</w:t>
+              <w:t>30</w:t>
             </w:r>
           </w:p>
         </w:tc>
@@ -3139,7 +2754,7 @@
                 <w:color w:val="1F2937"/>
                 <w:sz w:val="16"/>
               </w:rPr>
-              <w:t>60</w:t>
+              <w:t>30</w:t>
             </w:r>
           </w:p>
         </w:tc>
@@ -3317,7 +2932,7 @@
         <w:rPr>
           <w:rFonts w:ascii="Aptos" w:hAnsi="Aptos"/>
         </w:rPr>
-        <w:t>Total alokasi: 360 menit.</w:t>
+        <w:t>Total efektif di kelas: 210 menit (7 tahap × 30 menit). Tugas mandiri di luar kelas: hingga 120 menit (2 jam) untuk pekerjaan sejenis yang bersifat mengulang — misalnya bila di kelas membuat CRUD untuk 2 tabel, di luar kelas kerjakan CRUD untuk 3 tabel lainnya.</w:t>
       </w:r>
     </w:p>
     <w:p>
@@ -3513,7 +3128,7 @@
           <w:rFonts w:ascii="Aptos Display" w:hAnsi="Aptos Display"/>
           <w:color w:val="FF2D20"/>
         </w:rPr>
-        <w:t>Tahap 2 — Implementasikan interface dan binding (45 menit)</w:t>
+        <w:t>Tahap 2 — Implementasikan interface dan binding (30 menit)</w:t>
       </w:r>
     </w:p>
     <w:p>
@@ -3746,7 +3361,7 @@
           <w:rFonts w:ascii="Aptos Display" w:hAnsi="Aptos Display"/>
           <w:color w:val="FF2D20"/>
         </w:rPr>
-        <w:t>Tahap 3 — Create payment dan attempt (60 menit)</w:t>
+        <w:t>Tahap 3 — Create payment dan attempt (30 menit)</w:t>
       </w:r>
     </w:p>
     <w:p>
@@ -3935,7 +3550,7 @@
           <w:rFonts w:ascii="Aptos Display" w:hAnsi="Aptos Display"/>
           <w:color w:val="FF2D20"/>
         </w:rPr>
-        <w:t>Tahap 4 — Fake dan sandbox adapter (75 menit)</w:t>
+        <w:t>Tahap 4 — Fake dan sandbox adapter (30 menit)</w:t>
       </w:r>
     </w:p>
     <w:p>
@@ -4141,7 +3756,7 @@
           <w:rFonts w:ascii="Aptos Display" w:hAnsi="Aptos Display"/>
           <w:color w:val="FF2D20"/>
         </w:rPr>
-        <w:t>Tahap 5 — Halaman QRIS dinamis (60 menit)</w:t>
+        <w:t>Tahap 5 — Halaman QRIS dinamis (30 menit)</w:t>
       </w:r>
     </w:p>
     <w:p>
@@ -4330,7 +3945,7 @@
           <w:rFonts w:ascii="Aptos Display" w:hAnsi="Aptos Display"/>
           <w:color w:val="FF2D20"/>
         </w:rPr>
-        <w:t>Tahap 6 — Test failure modes (60 menit)</w:t>
+        <w:t>Tahap 6 — Test failure modes (30 menit)</w:t>
       </w:r>
     </w:p>
     <w:p>
@@ -4746,60 +4361,82 @@
     <w:p>
       <w:pPr>
         <w:pStyle w:val="CodeHeader"/>
-        <w:shd w:fill="2D2D30"/>
+        <w:keepNext/>
         <w:pBdr>
-          <w:left w:val="single" w:sz="4" w:space="8" w:color="2D2D30"/>
+          <w:left w:val="single" w:sz="12" w:space="8" w:color="B8DDE0"/>
         </w:pBdr>
+        <w:shd w:val="clear" w:color="auto" w:fill="E4EAED"/>
       </w:pPr>
       <w:r>
         <w:rPr>
           <w:rFonts w:ascii="Consolas" w:hAnsi="Consolas"/>
           <w:b/>
-          <w:color w:val="FFFFFF"/>
+          <w:color w:val="262626"/>
           <w:sz w:val="16"/>
         </w:rPr>
-        <w:t>Lokasi: terminal pada root repository kantin-multi-tenant   •   MODUL 10 — TERMINAL   •   BASH</w:t>
+        <w:t xml:space="preserve">Lokasi: terminal pada root repository kantin-multi-tenant   •   MODUL 10 — TERMINAL   •   BASH</w:t>
       </w:r>
     </w:p>
     <w:p>
       <w:pPr>
         <w:pStyle w:val="CodeBlock"/>
-        <w:shd w:fill="1E1E1E"/>
         <w:pBdr>
-          <w:left w:val="single" w:sz="4" w:space="8" w:color="1E1E1E"/>
+          <w:left w:val="single" w:sz="12" w:space="8" w:color="B8DDE0"/>
         </w:pBdr>
+        <w:shd w:val="clear" w:color="auto" w:fill="F2F3F7"/>
       </w:pPr>
       <w:r>
         <w:rPr>
           <w:rFonts w:ascii="Consolas" w:hAnsi="Consolas"/>
-          <w:color w:val="4EC9B0"/>
+          <w:b/>
+          <w:color w:val="000080"/>
           <w:sz w:val="16"/>
         </w:rPr>
-        <w:t>php</w:t>
+        <w:t xml:space="preserve">php</w:t>
       </w:r>
       <w:r>
         <w:rPr>
           <w:rFonts w:ascii="Consolas" w:hAnsi="Consolas"/>
-          <w:color w:val="D4D4D4"/>
+          <w:color w:val="262626"/>
           <w:sz w:val="16"/>
         </w:rPr>
         <w:t xml:space="preserve"> artisan test</w:t>
+      </w:r>
+      <w:r>
         <w:br/>
-        <w:t xml:space="preserve">./vendor/bin/pint --test</w:t>
+      </w:r>
+      <w:r>
+        <w:rPr>
+          <w:rFonts w:ascii="Consolas" w:hAnsi="Consolas"/>
+          <w:color w:val="262626"/>
+          <w:sz w:val="16"/>
+        </w:rPr>
+        <w:t xml:space="preserve">./vendor/bin/pint </w:t>
+      </w:r>
+      <w:r>
+        <w:rPr>
+          <w:rFonts w:ascii="Consolas" w:hAnsi="Consolas"/>
+          <w:color w:val="0073E6"/>
+          <w:sz w:val="16"/>
+        </w:rPr>
+        <w:t xml:space="preserve">--test</w:t>
+      </w:r>
+      <w:r>
         <w:br/>
       </w:r>
       <w:r>
         <w:rPr>
           <w:rFonts w:ascii="Consolas" w:hAnsi="Consolas"/>
-          <w:color w:val="4EC9B0"/>
+          <w:b/>
+          <w:color w:val="000080"/>
           <w:sz w:val="16"/>
         </w:rPr>
-        <w:t>npm</w:t>
+        <w:t xml:space="preserve">npm</w:t>
       </w:r>
       <w:r>
         <w:rPr>
           <w:rFonts w:ascii="Consolas" w:hAnsi="Consolas"/>
-          <w:color w:val="D4D4D4"/>
+          <w:color w:val="262626"/>
           <w:sz w:val="16"/>
         </w:rPr>
         <w:t xml:space="preserve"> run build</w:t>
@@ -5080,23 +4717,24 @@
     <w:p>
       <w:pPr>
         <w:pStyle w:val="CodeBlock"/>
-        <w:shd w:fill="1E1E1E" w:val="clear"/>
         <w:pBdr>
-          <w:left w:val="single" w:sz="4" w:space="8" w:color="1E1E1E"/>
+          <w:left w:val="single" w:sz="12" w:space="8" w:color="B8DDE0"/>
         </w:pBdr>
+        <w:shd w:val="clear" w:color="auto" w:fill="F2F3F7"/>
       </w:pPr>
       <w:r>
         <w:rPr>
           <w:rFonts w:ascii="Consolas" w:hAnsi="Consolas"/>
-          <w:color w:val="569CD6"/>
+          <w:b/>
+          <w:color w:val="000080"/>
           <w:sz w:val="16"/>
         </w:rPr>
-        <w:t>interface</w:t>
+        <w:t xml:space="preserve">interface</w:t>
       </w:r>
       <w:r>
         <w:rPr>
           <w:rFonts w:ascii="Consolas" w:hAnsi="Consolas"/>
-          <w:color w:val="D4D4D4"/>
+          <w:color w:val="262626"/>
           <w:sz w:val="16"/>
         </w:rPr>
         <w:t xml:space="preserve"> </w:t>
@@ -5104,34 +4742,172 @@
       <w:r>
         <w:rPr>
           <w:rFonts w:ascii="Consolas" w:hAnsi="Consolas"/>
-          <w:color w:val="4EC9B0"/>
+          <w:color w:val="267F99"/>
           <w:sz w:val="16"/>
         </w:rPr>
-        <w:t>PaymentGateway</w:t>
+        <w:t xml:space="preserve">PaymentGateway</w:t>
+      </w:r>
+      <w:r>
+        <w:br/>
       </w:r>
       <w:r>
         <w:rPr>
           <w:rFonts w:ascii="Consolas" w:hAnsi="Consolas"/>
-          <w:color w:val="D4D4D4"/>
+          <w:color w:val="262626"/>
           <w:sz w:val="16"/>
         </w:rPr>
+        <w:t xml:space="preserve">{</w:t>
+      </w:r>
+      <w:r>
         <w:br/>
-        <w:t>{</w:t>
+      </w:r>
+      <w:r>
+        <w:rPr>
+          <w:rFonts w:ascii="Consolas" w:hAnsi="Consolas"/>
+          <w:color w:val="262626"/>
+          <w:sz w:val="16"/>
+        </w:rPr>
+        <w:t xml:space="preserve">    </w:t>
+      </w:r>
+      <w:r>
+        <w:rPr>
+          <w:rFonts w:ascii="Consolas" w:hAnsi="Consolas"/>
+          <w:b/>
+          <w:color w:val="000080"/>
+          <w:sz w:val="16"/>
+        </w:rPr>
+        <w:t xml:space="preserve">public</w:t>
+      </w:r>
+      <w:r>
+        <w:rPr>
+          <w:rFonts w:ascii="Consolas" w:hAnsi="Consolas"/>
+          <w:color w:val="262626"/>
+          <w:sz w:val="16"/>
+        </w:rPr>
+        <w:t xml:space="preserve"> </w:t>
+      </w:r>
+      <w:r>
+        <w:rPr>
+          <w:rFonts w:ascii="Consolas" w:hAnsi="Consolas"/>
+          <w:b/>
+          <w:color w:val="000080"/>
+          <w:sz w:val="16"/>
+        </w:rPr>
+        <w:t xml:space="preserve">function</w:t>
+      </w:r>
+      <w:r>
+        <w:rPr>
+          <w:rFonts w:ascii="Consolas" w:hAnsi="Consolas"/>
+          <w:color w:val="262626"/>
+          <w:sz w:val="16"/>
+        </w:rPr>
+        <w:t xml:space="preserve"> </w:t>
+      </w:r>
+      <w:r>
+        <w:rPr>
+          <w:rFonts w:ascii="Consolas" w:hAnsi="Consolas"/>
+          <w:color w:val="795E26"/>
+          <w:sz w:val="16"/>
+        </w:rPr>
+        <w:t xml:space="preserve">createQris</w:t>
+      </w:r>
+      <w:r>
+        <w:rPr>
+          <w:rFonts w:ascii="Consolas" w:hAnsi="Consolas"/>
+          <w:color w:val="262626"/>
+          <w:sz w:val="16"/>
+        </w:rPr>
+        <w:t xml:space="preserve">(</w:t>
+      </w:r>
+      <w:r>
         <w:br/>
+      </w:r>
+      <w:r>
+        <w:rPr>
+          <w:rFonts w:ascii="Consolas" w:hAnsi="Consolas"/>
+          <w:color w:val="262626"/>
+          <w:sz w:val="16"/>
+        </w:rPr>
+        <w:t xml:space="preserve">        </w:t>
+      </w:r>
+      <w:r>
+        <w:rPr>
+          <w:rFonts w:ascii="Consolas" w:hAnsi="Consolas"/>
+          <w:color w:val="267F99"/>
+          <w:sz w:val="16"/>
+        </w:rPr>
+        <w:t xml:space="preserve">CreateQrisRequest</w:t>
+      </w:r>
+      <w:r>
+        <w:rPr>
+          <w:rFonts w:ascii="Consolas" w:hAnsi="Consolas"/>
+          <w:color w:val="262626"/>
+          <w:sz w:val="16"/>
+        </w:rPr>
+        <w:t xml:space="preserve"> </w:t>
+      </w:r>
+      <w:r>
+        <w:rPr>
+          <w:rFonts w:ascii="Consolas" w:hAnsi="Consolas"/>
+          <w:color w:val="660E7A"/>
+          <w:sz w:val="16"/>
+        </w:rPr>
+        <w:t xml:space="preserve">$request</w:t>
+      </w:r>
+      <w:r>
+        <w:br/>
+      </w:r>
+      <w:r>
+        <w:rPr>
+          <w:rFonts w:ascii="Consolas" w:hAnsi="Consolas"/>
+          <w:color w:val="262626"/>
+          <w:sz w:val="16"/>
+        </w:rPr>
+        <w:t xml:space="preserve">    ): </w:t>
+      </w:r>
+      <w:r>
+        <w:rPr>
+          <w:rFonts w:ascii="Consolas" w:hAnsi="Consolas"/>
+          <w:color w:val="267F99"/>
+          <w:sz w:val="16"/>
+        </w:rPr>
+        <w:t xml:space="preserve">QrisTransaction</w:t>
+      </w:r>
+      <w:r>
+        <w:rPr>
+          <w:rFonts w:ascii="Consolas" w:hAnsi="Consolas"/>
+          <w:color w:val="262626"/>
+          <w:sz w:val="16"/>
+        </w:rPr>
+        <w:t xml:space="preserve">;</w:t>
+      </w:r>
+      <w:r>
+        <w:br/>
+      </w:r>
+      <w:r>
+        <w:br/>
+      </w:r>
+      <w:r>
+        <w:rPr>
+          <w:rFonts w:ascii="Consolas" w:hAnsi="Consolas"/>
+          <w:color w:val="262626"/>
+          <w:sz w:val="16"/>
+        </w:rPr>
         <w:t xml:space="preserve">    </w:t>
       </w:r>
       <w:r>
         <w:rPr>
           <w:rFonts w:ascii="Consolas" w:hAnsi="Consolas"/>
-          <w:color w:val="569CD6"/>
+          <w:b/>
+          <w:color w:val="000080"/>
           <w:sz w:val="16"/>
         </w:rPr>
-        <w:t>public</w:t>
+        <w:t xml:space="preserve">public</w:t>
       </w:r>
       <w:r>
         <w:rPr>
           <w:rFonts w:ascii="Consolas" w:hAnsi="Consolas"/>
-          <w:color w:val="D4D4D4"/>
+          <w:color w:val="262626"/>
           <w:sz w:val="16"/>
         </w:rPr>
         <w:t xml:space="preserve"> </w:t>
@@ -5139,15 +4915,16 @@
       <w:r>
         <w:rPr>
           <w:rFonts w:ascii="Consolas" w:hAnsi="Consolas"/>
-          <w:color w:val="569CD6"/>
+          <w:b/>
+          <w:color w:val="000080"/>
           <w:sz w:val="16"/>
         </w:rPr>
-        <w:t>function</w:t>
+        <w:t xml:space="preserve">function</w:t>
       </w:r>
       <w:r>
         <w:rPr>
           <w:rFonts w:ascii="Consolas" w:hAnsi="Consolas"/>
-          <w:color w:val="D4D4D4"/>
+          <w:color w:val="262626"/>
           <w:sz w:val="16"/>
         </w:rPr>
         <w:t xml:space="preserve"> </w:t>
@@ -5155,33 +4932,42 @@
       <w:r>
         <w:rPr>
           <w:rFonts w:ascii="Consolas" w:hAnsi="Consolas"/>
-          <w:color w:val="DCDCAA"/>
+          <w:color w:val="795E26"/>
           <w:sz w:val="16"/>
         </w:rPr>
-        <w:t>createQris</w:t>
+        <w:t xml:space="preserve">verifyWebhook</w:t>
       </w:r>
       <w:r>
         <w:rPr>
           <w:rFonts w:ascii="Consolas" w:hAnsi="Consolas"/>
-          <w:color w:val="D4D4D4"/>
+          <w:color w:val="262626"/>
           <w:sz w:val="16"/>
         </w:rPr>
-        <w:t>(</w:t>
+        <w:t xml:space="preserve">(</w:t>
+      </w:r>
+      <w:r>
         <w:br/>
+      </w:r>
+      <w:r>
+        <w:rPr>
+          <w:rFonts w:ascii="Consolas" w:hAnsi="Consolas"/>
+          <w:color w:val="262626"/>
+          <w:sz w:val="16"/>
+        </w:rPr>
         <w:t xml:space="preserve">        </w:t>
       </w:r>
       <w:r>
         <w:rPr>
           <w:rFonts w:ascii="Consolas" w:hAnsi="Consolas"/>
-          <w:color w:val="4EC9B0"/>
+          <w:color w:val="267F99"/>
           <w:sz w:val="16"/>
         </w:rPr>
-        <w:t>CreateQrisRequest</w:t>
+        <w:t xml:space="preserve">Request</w:t>
       </w:r>
       <w:r>
         <w:rPr>
           <w:rFonts w:ascii="Consolas" w:hAnsi="Consolas"/>
-          <w:color w:val="D4D4D4"/>
+          <w:color w:val="262626"/>
           <w:sz w:val="16"/>
         </w:rPr>
         <w:t xml:space="preserve"> </w:t>
@@ -5189,51 +4975,149 @@
       <w:r>
         <w:rPr>
           <w:rFonts w:ascii="Consolas" w:hAnsi="Consolas"/>
-          <w:color w:val="9CDCFE"/>
+          <w:color w:val="660E7A"/>
           <w:sz w:val="16"/>
         </w:rPr>
-        <w:t>$request</w:t>
+        <w:t xml:space="preserve">$request</w:t>
+      </w:r>
+      <w:r>
+        <w:br/>
       </w:r>
       <w:r>
         <w:rPr>
           <w:rFonts w:ascii="Consolas" w:hAnsi="Consolas"/>
-          <w:color w:val="D4D4D4"/>
+          <w:color w:val="262626"/>
           <w:sz w:val="16"/>
         </w:rPr>
+        <w:t xml:space="preserve">    ): </w:t>
+      </w:r>
+      <w:r>
+        <w:rPr>
+          <w:rFonts w:ascii="Consolas" w:hAnsi="Consolas"/>
+          <w:color w:val="267F99"/>
+          <w:sz w:val="16"/>
+        </w:rPr>
+        <w:t xml:space="preserve">VerifiedWebhook</w:t>
+      </w:r>
+      <w:r>
+        <w:rPr>
+          <w:rFonts w:ascii="Consolas" w:hAnsi="Consolas"/>
+          <w:color w:val="262626"/>
+          <w:sz w:val="16"/>
+        </w:rPr>
+        <w:t xml:space="preserve">;</w:t>
+      </w:r>
+      <w:r>
         <w:br/>
-        <w:t xml:space="preserve">    ): </w:t>
       </w:r>
       <w:r>
         <w:rPr>
           <w:rFonts w:ascii="Consolas" w:hAnsi="Consolas"/>
-          <w:color w:val="4EC9B0"/>
+          <w:color w:val="262626"/>
           <w:sz w:val="16"/>
         </w:rPr>
-        <w:t>QrisTransaction</w:t>
+        <w:t xml:space="preserve">}</w:t>
+      </w:r>
+      <w:r>
+        <w:br/>
+      </w:r>
+      <w:r>
+        <w:br/>
       </w:r>
       <w:r>
         <w:rPr>
           <w:rFonts w:ascii="Consolas" w:hAnsi="Consolas"/>
-          <w:color w:val="D4D4D4"/>
+          <w:b/>
+          <w:color w:val="000080"/>
           <w:sz w:val="16"/>
         </w:rPr>
-        <w:t>;</w:t>
+        <w:t xml:space="preserve">final</w:t>
+      </w:r>
+      <w:r>
+        <w:rPr>
+          <w:rFonts w:ascii="Consolas" w:hAnsi="Consolas"/>
+          <w:color w:val="262626"/>
+          <w:sz w:val="16"/>
+        </w:rPr>
+        <w:t xml:space="preserve"> </w:t>
+      </w:r>
+      <w:r>
+        <w:rPr>
+          <w:rFonts w:ascii="Consolas" w:hAnsi="Consolas"/>
+          <w:b/>
+          <w:color w:val="000080"/>
+          <w:sz w:val="16"/>
+        </w:rPr>
+        <w:t xml:space="preserve">readonly</w:t>
+      </w:r>
+      <w:r>
+        <w:rPr>
+          <w:rFonts w:ascii="Consolas" w:hAnsi="Consolas"/>
+          <w:color w:val="262626"/>
+          <w:sz w:val="16"/>
+        </w:rPr>
+        <w:t xml:space="preserve"> </w:t>
+      </w:r>
+      <w:r>
+        <w:rPr>
+          <w:rFonts w:ascii="Consolas" w:hAnsi="Consolas"/>
+          <w:b/>
+          <w:color w:val="000080"/>
+          <w:sz w:val="16"/>
+        </w:rPr>
+        <w:t xml:space="preserve">class</w:t>
+      </w:r>
+      <w:r>
+        <w:rPr>
+          <w:rFonts w:ascii="Consolas" w:hAnsi="Consolas"/>
+          <w:color w:val="262626"/>
+          <w:sz w:val="16"/>
+        </w:rPr>
+        <w:t xml:space="preserve"> </w:t>
+      </w:r>
+      <w:r>
+        <w:rPr>
+          <w:rFonts w:ascii="Consolas" w:hAnsi="Consolas"/>
+          <w:color w:val="267F99"/>
+          <w:sz w:val="16"/>
+        </w:rPr>
+        <w:t xml:space="preserve">CreateQrisRequest</w:t>
+      </w:r>
+      <w:r>
         <w:br/>
+      </w:r>
+      <w:r>
+        <w:rPr>
+          <w:rFonts w:ascii="Consolas" w:hAnsi="Consolas"/>
+          <w:color w:val="262626"/>
+          <w:sz w:val="16"/>
+        </w:rPr>
+        <w:t xml:space="preserve">{</w:t>
+      </w:r>
+      <w:r>
         <w:br/>
+      </w:r>
+      <w:r>
+        <w:rPr>
+          <w:rFonts w:ascii="Consolas" w:hAnsi="Consolas"/>
+          <w:color w:val="262626"/>
+          <w:sz w:val="16"/>
+        </w:rPr>
         <w:t xml:space="preserve">    </w:t>
       </w:r>
       <w:r>
         <w:rPr>
           <w:rFonts w:ascii="Consolas" w:hAnsi="Consolas"/>
-          <w:color w:val="569CD6"/>
+          <w:b/>
+          <w:color w:val="000080"/>
           <w:sz w:val="16"/>
         </w:rPr>
-        <w:t>public</w:t>
+        <w:t xml:space="preserve">public</w:t>
       </w:r>
       <w:r>
         <w:rPr>
           <w:rFonts w:ascii="Consolas" w:hAnsi="Consolas"/>
-          <w:color w:val="D4D4D4"/>
+          <w:color w:val="262626"/>
           <w:sz w:val="16"/>
         </w:rPr>
         <w:t xml:space="preserve"> </w:t>
@@ -5241,15 +5125,16 @@
       <w:r>
         <w:rPr>
           <w:rFonts w:ascii="Consolas" w:hAnsi="Consolas"/>
-          <w:color w:val="569CD6"/>
+          <w:b/>
+          <w:color w:val="000080"/>
           <w:sz w:val="16"/>
         </w:rPr>
-        <w:t>function</w:t>
+        <w:t xml:space="preserve">function</w:t>
       </w:r>
       <w:r>
         <w:rPr>
           <w:rFonts w:ascii="Consolas" w:hAnsi="Consolas"/>
-          <w:color w:val="D4D4D4"/>
+          <w:color w:val="262626"/>
           <w:sz w:val="16"/>
         </w:rPr>
         <w:t xml:space="preserve"> </w:t>
@@ -5257,33 +5142,43 @@
       <w:r>
         <w:rPr>
           <w:rFonts w:ascii="Consolas" w:hAnsi="Consolas"/>
-          <w:color w:val="DCDCAA"/>
+          <w:color w:val="795E26"/>
           <w:sz w:val="16"/>
         </w:rPr>
-        <w:t>verifyWebhook</w:t>
+        <w:t xml:space="preserve">__construct</w:t>
       </w:r>
       <w:r>
         <w:rPr>
           <w:rFonts w:ascii="Consolas" w:hAnsi="Consolas"/>
-          <w:color w:val="D4D4D4"/>
+          <w:color w:val="262626"/>
           <w:sz w:val="16"/>
         </w:rPr>
-        <w:t>(</w:t>
+        <w:t xml:space="preserve">(</w:t>
+      </w:r>
+      <w:r>
         <w:br/>
+      </w:r>
+      <w:r>
+        <w:rPr>
+          <w:rFonts w:ascii="Consolas" w:hAnsi="Consolas"/>
+          <w:color w:val="262626"/>
+          <w:sz w:val="16"/>
+        </w:rPr>
         <w:t xml:space="preserve">        </w:t>
       </w:r>
       <w:r>
         <w:rPr>
           <w:rFonts w:ascii="Consolas" w:hAnsi="Consolas"/>
-          <w:color w:val="4EC9B0"/>
+          <w:b/>
+          <w:color w:val="000080"/>
           <w:sz w:val="16"/>
         </w:rPr>
-        <w:t>Request</w:t>
+        <w:t xml:space="preserve">public</w:t>
       </w:r>
       <w:r>
         <w:rPr>
           <w:rFonts w:ascii="Consolas" w:hAnsi="Consolas"/>
-          <w:color w:val="D4D4D4"/>
+          <w:color w:val="262626"/>
           <w:sz w:val="16"/>
         </w:rPr>
         <w:t xml:space="preserve"> </w:t>
@@ -5291,358 +5186,239 @@
       <w:r>
         <w:rPr>
           <w:rFonts w:ascii="Consolas" w:hAnsi="Consolas"/>
-          <w:color w:val="9CDCFE"/>
+          <w:b/>
+          <w:color w:val="000080"/>
           <w:sz w:val="16"/>
         </w:rPr>
-        <w:t>$request</w:t>
+        <w:t xml:space="preserve">string</w:t>
       </w:r>
       <w:r>
         <w:rPr>
           <w:rFonts w:ascii="Consolas" w:hAnsi="Consolas"/>
-          <w:color w:val="D4D4D4"/>
+          <w:color w:val="262626"/>
           <w:sz w:val="16"/>
         </w:rPr>
+        <w:t xml:space="preserve"> </w:t>
+      </w:r>
+      <w:r>
+        <w:rPr>
+          <w:rFonts w:ascii="Consolas" w:hAnsi="Consolas"/>
+          <w:color w:val="660E7A"/>
+          <w:sz w:val="16"/>
+        </w:rPr>
+        <w:t xml:space="preserve">$paymentReference</w:t>
+      </w:r>
+      <w:r>
+        <w:rPr>
+          <w:rFonts w:ascii="Consolas" w:hAnsi="Consolas"/>
+          <w:color w:val="262626"/>
+          <w:sz w:val="16"/>
+        </w:rPr>
+        <w:t xml:space="preserve">,</w:t>
+      </w:r>
+      <w:r>
         <w:br/>
-        <w:t xml:space="preserve">    ): </w:t>
       </w:r>
       <w:r>
         <w:rPr>
           <w:rFonts w:ascii="Consolas" w:hAnsi="Consolas"/>
-          <w:color w:val="4EC9B0"/>
+          <w:color w:val="262626"/>
           <w:sz w:val="16"/>
         </w:rPr>
-        <w:t>VerifiedWebhook</w:t>
+        <w:t xml:space="preserve">        </w:t>
       </w:r>
       <w:r>
         <w:rPr>
           <w:rFonts w:ascii="Consolas" w:hAnsi="Consolas"/>
-          <w:color w:val="D4D4D4"/>
+          <w:b/>
+          <w:color w:val="000080"/>
           <w:sz w:val="16"/>
         </w:rPr>
-        <w:t>;</w:t>
+        <w:t xml:space="preserve">public</w:t>
+      </w:r>
+      <w:r>
+        <w:rPr>
+          <w:rFonts w:ascii="Consolas" w:hAnsi="Consolas"/>
+          <w:color w:val="262626"/>
+          <w:sz w:val="16"/>
+        </w:rPr>
+        <w:t xml:space="preserve"> </w:t>
+      </w:r>
+      <w:r>
+        <w:rPr>
+          <w:rFonts w:ascii="Consolas" w:hAnsi="Consolas"/>
+          <w:b/>
+          <w:color w:val="000080"/>
+          <w:sz w:val="16"/>
+        </w:rPr>
+        <w:t xml:space="preserve">int</w:t>
+      </w:r>
+      <w:r>
+        <w:rPr>
+          <w:rFonts w:ascii="Consolas" w:hAnsi="Consolas"/>
+          <w:color w:val="262626"/>
+          <w:sz w:val="16"/>
+        </w:rPr>
+        <w:t xml:space="preserve"> </w:t>
+      </w:r>
+      <w:r>
+        <w:rPr>
+          <w:rFonts w:ascii="Consolas" w:hAnsi="Consolas"/>
+          <w:color w:val="660E7A"/>
+          <w:sz w:val="16"/>
+        </w:rPr>
+        <w:t xml:space="preserve">$amount</w:t>
+      </w:r>
+      <w:r>
+        <w:rPr>
+          <w:rFonts w:ascii="Consolas" w:hAnsi="Consolas"/>
+          <w:color w:val="262626"/>
+          <w:sz w:val="16"/>
+        </w:rPr>
+        <w:t xml:space="preserve">,</w:t>
+      </w:r>
+      <w:r>
         <w:br/>
-        <w:t>}</w:t>
+      </w:r>
+      <w:r>
+        <w:rPr>
+          <w:rFonts w:ascii="Consolas" w:hAnsi="Consolas"/>
+          <w:color w:val="262626"/>
+          <w:sz w:val="16"/>
+        </w:rPr>
+        <w:t xml:space="preserve">        </w:t>
+      </w:r>
+      <w:r>
+        <w:rPr>
+          <w:rFonts w:ascii="Consolas" w:hAnsi="Consolas"/>
+          <w:b/>
+          <w:color w:val="000080"/>
+          <w:sz w:val="16"/>
+        </w:rPr>
+        <w:t xml:space="preserve">public</w:t>
+      </w:r>
+      <w:r>
+        <w:rPr>
+          <w:rFonts w:ascii="Consolas" w:hAnsi="Consolas"/>
+          <w:color w:val="262626"/>
+          <w:sz w:val="16"/>
+        </w:rPr>
+        <w:t xml:space="preserve"> </w:t>
+      </w:r>
+      <w:r>
+        <w:rPr>
+          <w:rFonts w:ascii="Consolas" w:hAnsi="Consolas"/>
+          <w:b/>
+          <w:color w:val="000080"/>
+          <w:sz w:val="16"/>
+        </w:rPr>
+        <w:t xml:space="preserve">string</w:t>
+      </w:r>
+      <w:r>
+        <w:rPr>
+          <w:rFonts w:ascii="Consolas" w:hAnsi="Consolas"/>
+          <w:color w:val="262626"/>
+          <w:sz w:val="16"/>
+        </w:rPr>
+        <w:t xml:space="preserve"> </w:t>
+      </w:r>
+      <w:r>
+        <w:rPr>
+          <w:rFonts w:ascii="Consolas" w:hAnsi="Consolas"/>
+          <w:color w:val="660E7A"/>
+          <w:sz w:val="16"/>
+        </w:rPr>
+        <w:t xml:space="preserve">$idempotencyKey</w:t>
+      </w:r>
+      <w:r>
+        <w:rPr>
+          <w:rFonts w:ascii="Consolas" w:hAnsi="Consolas"/>
+          <w:color w:val="262626"/>
+          <w:sz w:val="16"/>
+        </w:rPr>
+        <w:t xml:space="preserve">,</w:t>
+      </w:r>
+      <w:r>
         <w:br/>
+      </w:r>
+      <w:r>
+        <w:rPr>
+          <w:rFonts w:ascii="Consolas" w:hAnsi="Consolas"/>
+          <w:color w:val="262626"/>
+          <w:sz w:val="16"/>
+        </w:rPr>
+        <w:t xml:space="preserve">        </w:t>
+      </w:r>
+      <w:r>
+        <w:rPr>
+          <w:rFonts w:ascii="Consolas" w:hAnsi="Consolas"/>
+          <w:b/>
+          <w:color w:val="000080"/>
+          <w:sz w:val="16"/>
+        </w:rPr>
+        <w:t xml:space="preserve">public</w:t>
+      </w:r>
+      <w:r>
+        <w:rPr>
+          <w:rFonts w:ascii="Consolas" w:hAnsi="Consolas"/>
+          <w:color w:val="262626"/>
+          <w:sz w:val="16"/>
+        </w:rPr>
+        <w:t xml:space="preserve"> </w:t>
+      </w:r>
+      <w:r>
+        <w:rPr>
+          <w:rFonts w:ascii="Consolas" w:hAnsi="Consolas"/>
+          <w:color w:val="267F99"/>
+          <w:sz w:val="16"/>
+        </w:rPr>
+        <w:t xml:space="preserve">Carbon</w:t>
+      </w:r>
+      <w:r>
+        <w:rPr>
+          <w:rFonts w:ascii="Consolas" w:hAnsi="Consolas"/>
+          <w:color w:val="262626"/>
+          <w:sz w:val="16"/>
+        </w:rPr>
+        <w:t xml:space="preserve"> </w:t>
+      </w:r>
+      <w:r>
+        <w:rPr>
+          <w:rFonts w:ascii="Consolas" w:hAnsi="Consolas"/>
+          <w:color w:val="660E7A"/>
+          <w:sz w:val="16"/>
+        </w:rPr>
+        <w:t xml:space="preserve">$expiresAt</w:t>
+      </w:r>
+      <w:r>
+        <w:rPr>
+          <w:rFonts w:ascii="Consolas" w:hAnsi="Consolas"/>
+          <w:color w:val="262626"/>
+          <w:sz w:val="16"/>
+        </w:rPr>
+        <w:t xml:space="preserve">,</w:t>
+      </w:r>
+      <w:r>
         <w:br/>
       </w:r>
       <w:r>
         <w:rPr>
           <w:rFonts w:ascii="Consolas" w:hAnsi="Consolas"/>
-          <w:color w:val="569CD6"/>
+          <w:color w:val="262626"/>
           <w:sz w:val="16"/>
         </w:rPr>
-        <w:t>final</w:t>
+        <w:t xml:space="preserve">    ) {}</w:t>
+      </w:r>
+      <w:r>
+        <w:br/>
       </w:r>
       <w:r>
         <w:rPr>
           <w:rFonts w:ascii="Consolas" w:hAnsi="Consolas"/>
-          <w:color w:val="D4D4D4"/>
+          <w:color w:val="262626"/>
           <w:sz w:val="16"/>
         </w:rPr>
-        <w:t xml:space="preserve"> </w:t>
-      </w:r>
-      <w:r>
-        <w:rPr>
-          <w:rFonts w:ascii="Consolas" w:hAnsi="Consolas"/>
-          <w:color w:val="569CD6"/>
-          <w:sz w:val="16"/>
-        </w:rPr>
-        <w:t>readonly</w:t>
-      </w:r>
-      <w:r>
-        <w:rPr>
-          <w:rFonts w:ascii="Consolas" w:hAnsi="Consolas"/>
-          <w:color w:val="D4D4D4"/>
-          <w:sz w:val="16"/>
-        </w:rPr>
-        <w:t xml:space="preserve"> </w:t>
-      </w:r>
-      <w:r>
-        <w:rPr>
-          <w:rFonts w:ascii="Consolas" w:hAnsi="Consolas"/>
-          <w:color w:val="569CD6"/>
-          <w:sz w:val="16"/>
-        </w:rPr>
-        <w:t>class</w:t>
-      </w:r>
-      <w:r>
-        <w:rPr>
-          <w:rFonts w:ascii="Consolas" w:hAnsi="Consolas"/>
-          <w:color w:val="D4D4D4"/>
-          <w:sz w:val="16"/>
-        </w:rPr>
-        <w:t xml:space="preserve"> </w:t>
-      </w:r>
-      <w:r>
-        <w:rPr>
-          <w:rFonts w:ascii="Consolas" w:hAnsi="Consolas"/>
-          <w:color w:val="4EC9B0"/>
-          <w:sz w:val="16"/>
-        </w:rPr>
-        <w:t>CreateQrisRequest</w:t>
-      </w:r>
-      <w:r>
-        <w:rPr>
-          <w:rFonts w:ascii="Consolas" w:hAnsi="Consolas"/>
-          <w:color w:val="D4D4D4"/>
-          <w:sz w:val="16"/>
-        </w:rPr>
-        <w:br/>
-        <w:t>{</w:t>
-        <w:br/>
-        <w:t xml:space="preserve">    </w:t>
-      </w:r>
-      <w:r>
-        <w:rPr>
-          <w:rFonts w:ascii="Consolas" w:hAnsi="Consolas"/>
-          <w:color w:val="569CD6"/>
-          <w:sz w:val="16"/>
-        </w:rPr>
-        <w:t>public</w:t>
-      </w:r>
-      <w:r>
-        <w:rPr>
-          <w:rFonts w:ascii="Consolas" w:hAnsi="Consolas"/>
-          <w:color w:val="D4D4D4"/>
-          <w:sz w:val="16"/>
-        </w:rPr>
-        <w:t xml:space="preserve"> </w:t>
-      </w:r>
-      <w:r>
-        <w:rPr>
-          <w:rFonts w:ascii="Consolas" w:hAnsi="Consolas"/>
-          <w:color w:val="569CD6"/>
-          <w:sz w:val="16"/>
-        </w:rPr>
-        <w:t>function</w:t>
-      </w:r>
-      <w:r>
-        <w:rPr>
-          <w:rFonts w:ascii="Consolas" w:hAnsi="Consolas"/>
-          <w:color w:val="D4D4D4"/>
-          <w:sz w:val="16"/>
-        </w:rPr>
-        <w:t xml:space="preserve"> </w:t>
-      </w:r>
-      <w:r>
-        <w:rPr>
-          <w:rFonts w:ascii="Consolas" w:hAnsi="Consolas"/>
-          <w:color w:val="DCDCAA"/>
-          <w:sz w:val="16"/>
-        </w:rPr>
-        <w:t>__construct</w:t>
-      </w:r>
-      <w:r>
-        <w:rPr>
-          <w:rFonts w:ascii="Consolas" w:hAnsi="Consolas"/>
-          <w:color w:val="D4D4D4"/>
-          <w:sz w:val="16"/>
-        </w:rPr>
-        <w:t>(</w:t>
-        <w:br/>
-        <w:t xml:space="preserve">        </w:t>
-      </w:r>
-      <w:r>
-        <w:rPr>
-          <w:rFonts w:ascii="Consolas" w:hAnsi="Consolas"/>
-          <w:color w:val="569CD6"/>
-          <w:sz w:val="16"/>
-        </w:rPr>
-        <w:t>public</w:t>
-      </w:r>
-      <w:r>
-        <w:rPr>
-          <w:rFonts w:ascii="Consolas" w:hAnsi="Consolas"/>
-          <w:color w:val="D4D4D4"/>
-          <w:sz w:val="16"/>
-        </w:rPr>
-        <w:t xml:space="preserve"> </w:t>
-      </w:r>
-      <w:r>
-        <w:rPr>
-          <w:rFonts w:ascii="Consolas" w:hAnsi="Consolas"/>
-          <w:color w:val="569CD6"/>
-          <w:sz w:val="16"/>
-        </w:rPr>
-        <w:t>string</w:t>
-      </w:r>
-      <w:r>
-        <w:rPr>
-          <w:rFonts w:ascii="Consolas" w:hAnsi="Consolas"/>
-          <w:color w:val="D4D4D4"/>
-          <w:sz w:val="16"/>
-        </w:rPr>
-        <w:t xml:space="preserve"> </w:t>
-      </w:r>
-      <w:r>
-        <w:rPr>
-          <w:rFonts w:ascii="Consolas" w:hAnsi="Consolas"/>
-          <w:color w:val="9CDCFE"/>
-          <w:sz w:val="16"/>
-        </w:rPr>
-        <w:t>$paymentReference</w:t>
-      </w:r>
-      <w:r>
-        <w:rPr>
-          <w:rFonts w:ascii="Consolas" w:hAnsi="Consolas"/>
-          <w:color w:val="D4D4D4"/>
-          <w:sz w:val="16"/>
-        </w:rPr>
-        <w:t>,</w:t>
-        <w:br/>
-        <w:t xml:space="preserve">        </w:t>
-      </w:r>
-      <w:r>
-        <w:rPr>
-          <w:rFonts w:ascii="Consolas" w:hAnsi="Consolas"/>
-          <w:color w:val="569CD6"/>
-          <w:sz w:val="16"/>
-        </w:rPr>
-        <w:t>public</w:t>
-      </w:r>
-      <w:r>
-        <w:rPr>
-          <w:rFonts w:ascii="Consolas" w:hAnsi="Consolas"/>
-          <w:color w:val="D4D4D4"/>
-          <w:sz w:val="16"/>
-        </w:rPr>
-        <w:t xml:space="preserve"> </w:t>
-      </w:r>
-      <w:r>
-        <w:rPr>
-          <w:rFonts w:ascii="Consolas" w:hAnsi="Consolas"/>
-          <w:color w:val="569CD6"/>
-          <w:sz w:val="16"/>
-        </w:rPr>
-        <w:t>int</w:t>
-      </w:r>
-      <w:r>
-        <w:rPr>
-          <w:rFonts w:ascii="Consolas" w:hAnsi="Consolas"/>
-          <w:color w:val="D4D4D4"/>
-          <w:sz w:val="16"/>
-        </w:rPr>
-        <w:t xml:space="preserve"> </w:t>
-      </w:r>
-      <w:r>
-        <w:rPr>
-          <w:rFonts w:ascii="Consolas" w:hAnsi="Consolas"/>
-          <w:color w:val="9CDCFE"/>
-          <w:sz w:val="16"/>
-        </w:rPr>
-        <w:t>$amount</w:t>
-      </w:r>
-      <w:r>
-        <w:rPr>
-          <w:rFonts w:ascii="Consolas" w:hAnsi="Consolas"/>
-          <w:color w:val="D4D4D4"/>
-          <w:sz w:val="16"/>
-        </w:rPr>
-        <w:t>,</w:t>
-        <w:br/>
-        <w:t xml:space="preserve">        </w:t>
-      </w:r>
-      <w:r>
-        <w:rPr>
-          <w:rFonts w:ascii="Consolas" w:hAnsi="Consolas"/>
-          <w:color w:val="569CD6"/>
-          <w:sz w:val="16"/>
-        </w:rPr>
-        <w:t>public</w:t>
-      </w:r>
-      <w:r>
-        <w:rPr>
-          <w:rFonts w:ascii="Consolas" w:hAnsi="Consolas"/>
-          <w:color w:val="D4D4D4"/>
-          <w:sz w:val="16"/>
-        </w:rPr>
-        <w:t xml:space="preserve"> </w:t>
-      </w:r>
-      <w:r>
-        <w:rPr>
-          <w:rFonts w:ascii="Consolas" w:hAnsi="Consolas"/>
-          <w:color w:val="569CD6"/>
-          <w:sz w:val="16"/>
-        </w:rPr>
-        <w:t>string</w:t>
-      </w:r>
-      <w:r>
-        <w:rPr>
-          <w:rFonts w:ascii="Consolas" w:hAnsi="Consolas"/>
-          <w:color w:val="D4D4D4"/>
-          <w:sz w:val="16"/>
-        </w:rPr>
-        <w:t xml:space="preserve"> </w:t>
-      </w:r>
-      <w:r>
-        <w:rPr>
-          <w:rFonts w:ascii="Consolas" w:hAnsi="Consolas"/>
-          <w:color w:val="9CDCFE"/>
-          <w:sz w:val="16"/>
-        </w:rPr>
-        <w:t>$idempotencyKey</w:t>
-      </w:r>
-      <w:r>
-        <w:rPr>
-          <w:rFonts w:ascii="Consolas" w:hAnsi="Consolas"/>
-          <w:color w:val="D4D4D4"/>
-          <w:sz w:val="16"/>
-        </w:rPr>
-        <w:t>,</w:t>
-        <w:br/>
-        <w:t xml:space="preserve">        </w:t>
-      </w:r>
-      <w:r>
-        <w:rPr>
-          <w:rFonts w:ascii="Consolas" w:hAnsi="Consolas"/>
-          <w:color w:val="569CD6"/>
-          <w:sz w:val="16"/>
-        </w:rPr>
-        <w:t>public</w:t>
-      </w:r>
-      <w:r>
-        <w:rPr>
-          <w:rFonts w:ascii="Consolas" w:hAnsi="Consolas"/>
-          <w:color w:val="D4D4D4"/>
-          <w:sz w:val="16"/>
-        </w:rPr>
-        <w:t xml:space="preserve"> </w:t>
-      </w:r>
-      <w:r>
-        <w:rPr>
-          <w:rFonts w:ascii="Consolas" w:hAnsi="Consolas"/>
-          <w:color w:val="4EC9B0"/>
-          <w:sz w:val="16"/>
-        </w:rPr>
-        <w:t>Carbon</w:t>
-      </w:r>
-      <w:r>
-        <w:rPr>
-          <w:rFonts w:ascii="Consolas" w:hAnsi="Consolas"/>
-          <w:color w:val="D4D4D4"/>
-          <w:sz w:val="16"/>
-        </w:rPr>
-        <w:t xml:space="preserve"> </w:t>
-      </w:r>
-      <w:r>
-        <w:rPr>
-          <w:rFonts w:ascii="Consolas" w:hAnsi="Consolas"/>
-          <w:color w:val="9CDCFE"/>
-          <w:sz w:val="16"/>
-        </w:rPr>
-        <w:t>$expiresAt</w:t>
-      </w:r>
-      <w:r>
-        <w:rPr>
-          <w:rFonts w:ascii="Consolas" w:hAnsi="Consolas"/>
-          <w:color w:val="D4D4D4"/>
-          <w:sz w:val="16"/>
-        </w:rPr>
-        <w:t>,</w:t>
-        <w:br/>
-        <w:t xml:space="preserve">    ) {}</w:t>
-        <w:br/>
-        <w:t>}</w:t>
+        <w:t xml:space="preserve">}</w:t>
       </w:r>
     </w:p>
     <w:p>
@@ -18672,7 +18448,7 @@
     </w:pPr>
     <w:rPr>
       <w:rFonts w:ascii="Consolas" w:hAnsi="Consolas"/>
-      <w:color w:val="D4D4D4"/>
+      <w:color w:val="262626"/>
       <w:sz w:val="16"/>
     </w:rPr>
   </w:style>
@@ -18784,7 +18560,7 @@
     <w:rPr>
       <w:rFonts w:ascii="Consolas" w:hAnsi="Consolas"/>
       <w:b/>
-      <w:color w:val="FFFFFF"/>
+      <w:color w:val="262626"/>
       <w:sz w:val="16"/>
     </w:rPr>
   </w:style>
